--- a/3rd year/software engineering/7/7ПР_ВласовАА_КЭ-342.docx
+++ b/3rd year/software engineering/7/7ПР_ВласовАА_КЭ-342.docx
@@ -5,18 +5,24 @@
     <w:p>
       <w:pPr>
         <w:ind w:firstLine="708"/>
-        <w:rPr>
-          <w:lang w:val="en-US"/>
-        </w:rPr>
       </w:pPr>
       <w:r>
         <w:t>Была разработана диаграмма</w:t>
       </w:r>
       <w:r>
-        <w:t xml:space="preserve"> классов, которая </w:t>
-      </w:r>
-      <w:r>
-        <w:t xml:space="preserve">представляет архитектуру мессенджера. </w:t>
+        <w:t xml:space="preserve"> </w:t>
+      </w:r>
+      <w:r>
+        <w:t>деятельности</w:t>
+      </w:r>
+      <w:r>
+        <w:t xml:space="preserve">, которая </w:t>
+      </w:r>
+      <w:r>
+        <w:t>отражает процесс выполнения варианта использования «Отправка сообщения»</w:t>
+      </w:r>
+      <w:r>
+        <w:t xml:space="preserve">. </w:t>
       </w:r>
       <w:r>
         <w:t>Она изображена на рисунке 1.</w:t>
@@ -33,10 +39,10 @@
           <w:lang w:val="en-US"/>
         </w:rPr>
         <w:drawing>
-          <wp:inline distT="0" distB="0" distL="0" distR="0" wp14:anchorId="64992819" wp14:editId="487EC1E8">
-            <wp:extent cx="5940425" cy="4751070"/>
-            <wp:effectExtent l="0" t="0" r="3175" b="0"/>
-            <wp:docPr id="2135577762" name="Рисунок 1"/>
+          <wp:inline distT="0" distB="0" distL="0" distR="0" wp14:anchorId="48DA00D8" wp14:editId="79615D91">
+            <wp:extent cx="5934075" cy="5819775"/>
+            <wp:effectExtent l="19050" t="19050" r="28575" b="28575"/>
+            <wp:docPr id="1553194558" name="Рисунок 1"/>
             <wp:cNvGraphicFramePr>
               <a:graphicFrameLocks xmlns:a="http://schemas.openxmlformats.org/drawingml/2006/main" noChangeAspect="1"/>
             </wp:cNvGraphicFramePr>
@@ -44,23 +50,38 @@
               <a:graphicData uri="http://schemas.openxmlformats.org/drawingml/2006/picture">
                 <pic:pic xmlns:pic="http://schemas.openxmlformats.org/drawingml/2006/picture">
                   <pic:nvPicPr>
-                    <pic:cNvPr id="2135577762" name=""/>
-                    <pic:cNvPicPr/>
+                    <pic:cNvPr id="0" name="Picture 1"/>
+                    <pic:cNvPicPr>
+                      <a:picLocks noChangeAspect="1" noChangeArrowheads="1"/>
+                    </pic:cNvPicPr>
                   </pic:nvPicPr>
                   <pic:blipFill>
-                    <a:blip r:embed="rId5"/>
+                    <a:blip r:embed="rId5">
+                      <a:extLst>
+                        <a:ext uri="{28A0092B-C50C-407E-A947-70E740481C1C}">
+                          <a14:useLocalDpi xmlns:a14="http://schemas.microsoft.com/office/drawing/2010/main" val="0"/>
+                        </a:ext>
+                      </a:extLst>
+                    </a:blip>
+                    <a:srcRect/>
                     <a:stretch>
                       <a:fillRect/>
                     </a:stretch>
                   </pic:blipFill>
-                  <pic:spPr>
+                  <pic:spPr bwMode="auto">
                     <a:xfrm>
                       <a:off x="0" y="0"/>
-                      <a:ext cx="5940425" cy="4751070"/>
+                      <a:ext cx="5934075" cy="5819775"/>
                     </a:xfrm>
                     <a:prstGeom prst="rect">
                       <a:avLst/>
                     </a:prstGeom>
+                    <a:noFill/>
+                    <a:ln>
+                      <a:solidFill>
+                        <a:schemeClr val="tx1"/>
+                      </a:solidFill>
+                    </a:ln>
                   </pic:spPr>
                 </pic:pic>
               </a:graphicData>
@@ -180,7 +201,17 @@
           <w:sz w:val="28"/>
           <w:szCs w:val="28"/>
         </w:rPr>
-        <w:t>Диаграмма классов</w:t>
+        <w:t xml:space="preserve">Диаграмма </w:t>
+      </w:r>
+      <w:r>
+        <w:rPr>
+          <w:i w:val="0"/>
+          <w:iCs w:val="0"/>
+          <w:color w:val="auto"/>
+          <w:sz w:val="28"/>
+          <w:szCs w:val="28"/>
+        </w:rPr>
+        <w:t>деятельности прецедента «Отправить сообщение»</w:t>
       </w:r>
     </w:p>
     <w:p/>
@@ -189,22 +220,119 @@
         <w:ind w:firstLine="708"/>
       </w:pPr>
       <w:r>
-        <w:t>Она строится на основе концепции RUP и включает три типа классов:</w:t>
+        <w:t xml:space="preserve">Диаграмма </w:t>
+      </w:r>
+      <w:r>
+        <w:t xml:space="preserve">демонстрирует </w:t>
+      </w:r>
+      <w:r>
+        <w:t xml:space="preserve">взаимодействие </w:t>
+      </w:r>
+      <w:r>
+        <w:t xml:space="preserve">четырёх участников: </w:t>
+      </w:r>
+      <w:r>
+        <w:rPr>
+          <w:b/>
+          <w:bCs/>
+        </w:rPr>
+        <w:t>User</w:t>
+      </w:r>
+      <w:r>
+        <w:t xml:space="preserve">, </w:t>
+      </w:r>
+      <w:r>
+        <w:rPr>
+          <w:b/>
+          <w:bCs/>
+        </w:rPr>
+        <w:t>UI (</w:t>
+      </w:r>
+      <w:proofErr w:type="spellStart"/>
+      <w:r>
+        <w:rPr>
+          <w:b/>
+          <w:bCs/>
+        </w:rPr>
+        <w:t>ChatWindow</w:t>
+      </w:r>
+      <w:proofErr w:type="spellEnd"/>
+      <w:r>
+        <w:rPr>
+          <w:b/>
+          <w:bCs/>
+        </w:rPr>
+        <w:t>)</w:t>
+      </w:r>
+      <w:r>
+        <w:t xml:space="preserve">, </w:t>
+      </w:r>
+      <w:proofErr w:type="spellStart"/>
+      <w:r>
+        <w:rPr>
+          <w:b/>
+          <w:bCs/>
+        </w:rPr>
+        <w:t>MessageController</w:t>
+      </w:r>
+      <w:proofErr w:type="spellEnd"/>
+      <w:r>
+        <w:t xml:space="preserve"> и </w:t>
+      </w:r>
+      <w:r>
+        <w:rPr>
+          <w:b/>
+          <w:bCs/>
+        </w:rPr>
+        <w:t>System</w:t>
+      </w:r>
+      <w:r>
+        <w:t>.</w:t>
       </w:r>
     </w:p>
     <w:p>
       <w:pPr>
+        <w:ind w:firstLine="708"/>
+      </w:pPr>
+      <w:r>
         <w:rPr>
           <w:b/>
           <w:bCs/>
         </w:rPr>
-      </w:pPr>
+        <w:t>Пользователь (User)</w:t>
+      </w:r>
+      <w:r>
+        <w:t xml:space="preserve"> вводит текст сообщения и нажимает кнопку «Отправить сообщение».</w:t>
+      </w:r>
+      <w:r>
+        <w:t xml:space="preserve"> </w:t>
+      </w:r>
       <w:r>
         <w:rPr>
           <w:b/>
           <w:bCs/>
         </w:rPr>
-        <w:t xml:space="preserve">1. </w:t>
+        <w:t>Интерфейс пользователя (UI)</w:t>
+      </w:r>
+      <w:r>
+        <w:t xml:space="preserve"> вызывает метод </w:t>
+      </w:r>
+      <w:proofErr w:type="spellStart"/>
+      <w:proofErr w:type="gramStart"/>
+      <w:r>
+        <w:lastRenderedPageBreak/>
+        <w:t>sendMessage</w:t>
+      </w:r>
+      <w:proofErr w:type="spellEnd"/>
+      <w:r>
+        <w:t>(</w:t>
+      </w:r>
+      <w:proofErr w:type="gramEnd"/>
+      <w:r>
+        <w:t>) у контроллера сообщений.</w:t>
+      </w:r>
+      <w:r>
+        <w:t xml:space="preserve"> </w:t>
       </w:r>
       <w:proofErr w:type="spellStart"/>
       <w:r>
@@ -212,426 +340,709 @@
           <w:b/>
           <w:bCs/>
         </w:rPr>
-        <w:t>Boundary</w:t>
+        <w:t>MessageController</w:t>
       </w:r>
       <w:proofErr w:type="spellEnd"/>
+      <w:r>
+        <w:t xml:space="preserve"> с</w:t>
+      </w:r>
+      <w:r>
+        <w:t>оздаёт объект Message</w:t>
+      </w:r>
+      <w:r>
+        <w:t xml:space="preserve"> и с</w:t>
+      </w:r>
+      <w:r>
+        <w:t>охраняет его в базу данных.</w:t>
+      </w:r>
+      <w:r>
+        <w:t xml:space="preserve"> </w:t>
+      </w:r>
+      <w:r>
+        <w:t>Затем интерфейс обновляется, чтобы отобразить новое сообщение.</w:t>
+      </w:r>
+      <w:r>
+        <w:t xml:space="preserve"> </w:t>
+      </w:r>
       <w:r>
         <w:rPr>
           <w:b/>
           <w:bCs/>
         </w:rPr>
-        <w:t>-классы:</w:t>
+        <w:t>System</w:t>
+      </w:r>
+      <w:r>
+        <w:rPr>
+          <w:b/>
+          <w:bCs/>
+        </w:rPr>
+        <w:t xml:space="preserve"> </w:t>
+      </w:r>
+      <w:r>
+        <w:t>п</w:t>
+      </w:r>
+      <w:r>
+        <w:t>ытается доставить сообщение получателю</w:t>
+      </w:r>
+      <w:r>
+        <w:t>, при этом п</w:t>
+      </w:r>
+      <w:r>
+        <w:t>роверяет, включены ли уведомления</w:t>
+      </w:r>
+      <w:r>
+        <w:t>, е</w:t>
+      </w:r>
+      <w:r>
+        <w:t>сли да</w:t>
+      </w:r>
+      <w:r>
+        <w:t xml:space="preserve">, то </w:t>
+      </w:r>
+      <w:r>
+        <w:t>отправляет уведомление о сообщении.</w:t>
       </w:r>
     </w:p>
     <w:p>
       <w:pPr>
+        <w:ind w:firstLine="708"/>
+      </w:pPr>
+      <w:r>
+        <w:t>Также б</w:t>
+      </w:r>
+      <w:r>
+        <w:t>ыла разработана диаграмма</w:t>
+      </w:r>
+      <w:r>
+        <w:t xml:space="preserve"> последовательности, изображенная на рисунке 2.</w:t>
+      </w:r>
+    </w:p>
+    <w:p>
+      <w:pPr>
+        <w:keepNext/>
+        <w:jc w:val="center"/>
+      </w:pPr>
+      <w:r>
+        <w:rPr>
+          <w:noProof/>
+        </w:rPr>
+        <w:drawing>
+          <wp:inline distT="0" distB="0" distL="0" distR="0" wp14:anchorId="0A8CD945" wp14:editId="3ED6DC1E">
+            <wp:extent cx="5943600" cy="3390900"/>
+            <wp:effectExtent l="19050" t="19050" r="19050" b="19050"/>
+            <wp:docPr id="1269453366" name="Рисунок 2"/>
+            <wp:cNvGraphicFramePr>
+              <a:graphicFrameLocks xmlns:a="http://schemas.openxmlformats.org/drawingml/2006/main" noChangeAspect="1"/>
+            </wp:cNvGraphicFramePr>
+            <a:graphic xmlns:a="http://schemas.openxmlformats.org/drawingml/2006/main">
+              <a:graphicData uri="http://schemas.openxmlformats.org/drawingml/2006/picture">
+                <pic:pic xmlns:pic="http://schemas.openxmlformats.org/drawingml/2006/picture">
+                  <pic:nvPicPr>
+                    <pic:cNvPr id="0" name="Picture 2"/>
+                    <pic:cNvPicPr>
+                      <a:picLocks noChangeAspect="1" noChangeArrowheads="1"/>
+                    </pic:cNvPicPr>
+                  </pic:nvPicPr>
+                  <pic:blipFill>
+                    <a:blip r:embed="rId6">
+                      <a:extLst>
+                        <a:ext uri="{28A0092B-C50C-407E-A947-70E740481C1C}">
+                          <a14:useLocalDpi xmlns:a14="http://schemas.microsoft.com/office/drawing/2010/main" val="0"/>
+                        </a:ext>
+                      </a:extLst>
+                    </a:blip>
+                    <a:srcRect/>
+                    <a:stretch>
+                      <a:fillRect/>
+                    </a:stretch>
+                  </pic:blipFill>
+                  <pic:spPr bwMode="auto">
+                    <a:xfrm>
+                      <a:off x="0" y="0"/>
+                      <a:ext cx="5943600" cy="3390900"/>
+                    </a:xfrm>
+                    <a:prstGeom prst="rect">
+                      <a:avLst/>
+                    </a:prstGeom>
+                    <a:noFill/>
+                    <a:ln>
+                      <a:solidFill>
+                        <a:schemeClr val="tx1"/>
+                      </a:solidFill>
+                    </a:ln>
+                  </pic:spPr>
+                </pic:pic>
+              </a:graphicData>
+            </a:graphic>
+          </wp:inline>
+        </w:drawing>
+      </w:r>
+    </w:p>
+    <w:p>
+      <w:pPr>
+        <w:pStyle w:val="ac"/>
+        <w:jc w:val="center"/>
+        <w:rPr>
+          <w:i w:val="0"/>
+          <w:iCs w:val="0"/>
+          <w:color w:val="auto"/>
+          <w:sz w:val="28"/>
+          <w:szCs w:val="28"/>
+        </w:rPr>
+      </w:pPr>
+      <w:r>
+        <w:rPr>
+          <w:i w:val="0"/>
+          <w:iCs w:val="0"/>
+          <w:color w:val="auto"/>
+          <w:sz w:val="28"/>
+          <w:szCs w:val="28"/>
+        </w:rPr>
+        <w:t xml:space="preserve">Рисунок </w:t>
+      </w:r>
+      <w:r>
+        <w:rPr>
+          <w:i w:val="0"/>
+          <w:iCs w:val="0"/>
+          <w:color w:val="auto"/>
+          <w:sz w:val="28"/>
+          <w:szCs w:val="28"/>
+        </w:rPr>
+        <w:fldChar w:fldCharType="begin"/>
+      </w:r>
+      <w:r>
+        <w:rPr>
+          <w:i w:val="0"/>
+          <w:iCs w:val="0"/>
+          <w:color w:val="auto"/>
+          <w:sz w:val="28"/>
+          <w:szCs w:val="28"/>
+        </w:rPr>
+        <w:instrText xml:space="preserve"> SEQ Рисунок \* ARABIC </w:instrText>
+      </w:r>
+      <w:r>
+        <w:rPr>
+          <w:i w:val="0"/>
+          <w:iCs w:val="0"/>
+          <w:color w:val="auto"/>
+          <w:sz w:val="28"/>
+          <w:szCs w:val="28"/>
+        </w:rPr>
+        <w:fldChar w:fldCharType="separate"/>
+      </w:r>
+      <w:r>
+        <w:rPr>
+          <w:i w:val="0"/>
+          <w:iCs w:val="0"/>
+          <w:noProof/>
+          <w:color w:val="auto"/>
+          <w:sz w:val="28"/>
+          <w:szCs w:val="28"/>
+        </w:rPr>
+        <w:t>2</w:t>
+      </w:r>
+      <w:r>
+        <w:rPr>
+          <w:i w:val="0"/>
+          <w:iCs w:val="0"/>
+          <w:color w:val="auto"/>
+          <w:sz w:val="28"/>
+          <w:szCs w:val="28"/>
+        </w:rPr>
+        <w:fldChar w:fldCharType="end"/>
+      </w:r>
+      <w:r>
+        <w:rPr>
+          <w:i w:val="0"/>
+          <w:iCs w:val="0"/>
+          <w:color w:val="auto"/>
+          <w:sz w:val="28"/>
+          <w:szCs w:val="28"/>
+        </w:rPr>
+        <w:t xml:space="preserve"> – </w:t>
+      </w:r>
+      <w:r>
+        <w:rPr>
+          <w:i w:val="0"/>
+          <w:iCs w:val="0"/>
+          <w:color w:val="auto"/>
+          <w:sz w:val="28"/>
+          <w:szCs w:val="28"/>
+        </w:rPr>
+        <w:t>Диаграмма последовательности прецедента</w:t>
+      </w:r>
+      <w:r>
+        <w:rPr>
+          <w:i w:val="0"/>
+          <w:iCs w:val="0"/>
+          <w:color w:val="auto"/>
+          <w:sz w:val="28"/>
+          <w:szCs w:val="28"/>
+        </w:rPr>
+        <w:t xml:space="preserve"> </w:t>
+      </w:r>
+      <w:r>
+        <w:rPr>
+          <w:i w:val="0"/>
+          <w:iCs w:val="0"/>
+          <w:color w:val="auto"/>
+          <w:sz w:val="28"/>
+          <w:szCs w:val="28"/>
+        </w:rPr>
+        <w:t>«Отправить сообщение»</w:t>
+      </w:r>
+    </w:p>
+    <w:p>
+      <w:pPr>
+        <w:ind w:firstLine="708"/>
+      </w:pPr>
+      <w:r>
+        <w:t>Диаграмма последовательности отображает взаимодействие между объектами анализа и пользователем при отправке текстового сообщения.</w:t>
+      </w:r>
+    </w:p>
+    <w:p>
+      <w:r>
+        <w:rPr>
+          <w:b/>
+          <w:bCs/>
+        </w:rPr>
+        <w:t>Участники:</w:t>
+      </w:r>
+    </w:p>
+    <w:p>
+      <w:pPr>
         <w:numPr>
           <w:ilvl w:val="0"/>
-          <w:numId w:val="1"/>
+          <w:numId w:val="9"/>
         </w:numPr>
       </w:pPr>
-      <w:proofErr w:type="spellStart"/>
-      <w:r>
-        <w:t>LoginForm</w:t>
-      </w:r>
-      <w:proofErr w:type="spellEnd"/>
-      <w:r>
-        <w:t xml:space="preserve"> — реализует авторизацию и регистрацию.</w:t>
+      <w:r>
+        <w:t>User — инициирует отправку сообщения.</w:t>
       </w:r>
     </w:p>
     <w:p>
       <w:pPr>
         <w:numPr>
           <w:ilvl w:val="0"/>
-          <w:numId w:val="1"/>
+          <w:numId w:val="9"/>
         </w:numPr>
       </w:pPr>
+      <w:r>
+        <w:t xml:space="preserve">UI: </w:t>
+      </w:r>
       <w:proofErr w:type="spellStart"/>
       <w:r>
         <w:t>ChatWindow</w:t>
       </w:r>
       <w:proofErr w:type="spellEnd"/>
       <w:r>
-        <w:t xml:space="preserve"> — отображение сообщений, отправка и создание групп.</w:t>
+        <w:t xml:space="preserve"> — интерфейсный компонент, получающий ввод от пользователя.</w:t>
       </w:r>
     </w:p>
     <w:p>
       <w:pPr>
         <w:numPr>
           <w:ilvl w:val="0"/>
-          <w:numId w:val="1"/>
+          <w:numId w:val="9"/>
         </w:numPr>
       </w:pPr>
       <w:proofErr w:type="spellStart"/>
       <w:r>
-        <w:t>ContactListView</w:t>
+        <w:lastRenderedPageBreak/>
+        <w:t>ctrl</w:t>
       </w:r>
       <w:proofErr w:type="spellEnd"/>
       <w:r>
-        <w:t xml:space="preserve"> — отображение списка друзей, добавление/удаление друзей.</w:t>
+        <w:t xml:space="preserve">: </w:t>
+      </w:r>
+      <w:proofErr w:type="spellStart"/>
+      <w:r>
+        <w:t>MessageController</w:t>
+      </w:r>
+      <w:proofErr w:type="spellEnd"/>
+      <w:r>
+        <w:t xml:space="preserve"> — контроллер, реализующий бизнес-логику отправки.</w:t>
       </w:r>
     </w:p>
     <w:p>
       <w:pPr>
         <w:numPr>
           <w:ilvl w:val="0"/>
-          <w:numId w:val="1"/>
+          <w:numId w:val="9"/>
         </w:numPr>
       </w:pPr>
       <w:proofErr w:type="spellStart"/>
       <w:r>
-        <w:t>NotificationView</w:t>
+        <w:t>msg</w:t>
       </w:r>
       <w:proofErr w:type="spellEnd"/>
       <w:r>
-        <w:t xml:space="preserve"> — отображение уведомлений о днях рождения.</w:t>
+        <w:t>: Message — сущность создаваемого сообщения.</w:t>
       </w:r>
     </w:p>
     <w:p>
       <w:pPr>
-        <w:rPr>
-          <w:b/>
-          <w:bCs/>
-        </w:rPr>
-      </w:pPr>
-      <w:r>
-        <w:rPr>
-          <w:b/>
-          <w:bCs/>
-        </w:rPr>
-        <w:lastRenderedPageBreak/>
-        <w:t>2. Control-классы:</w:t>
+        <w:numPr>
+          <w:ilvl w:val="0"/>
+          <w:numId w:val="9"/>
+        </w:numPr>
+      </w:pPr>
+      <w:proofErr w:type="spellStart"/>
+      <w:r>
+        <w:t>receiver</w:t>
+      </w:r>
+      <w:proofErr w:type="spellEnd"/>
+      <w:r>
+        <w:t>: User — получатель.</w:t>
       </w:r>
     </w:p>
     <w:p>
       <w:pPr>
         <w:numPr>
           <w:ilvl w:val="0"/>
-          <w:numId w:val="2"/>
+          <w:numId w:val="9"/>
         </w:numPr>
       </w:pPr>
       <w:proofErr w:type="spellStart"/>
       <w:r>
-        <w:t>AuthenticationController</w:t>
+        <w:t>notif</w:t>
       </w:r>
       <w:proofErr w:type="spellEnd"/>
       <w:r>
-        <w:t xml:space="preserve"> — обработка входа, регистрации и выхода.</w:t>
+        <w:t xml:space="preserve">: </w:t>
+      </w:r>
+      <w:proofErr w:type="spellStart"/>
+      <w:r>
+        <w:t>Notification</w:t>
+      </w:r>
+      <w:proofErr w:type="spellEnd"/>
+      <w:r>
+        <w:t xml:space="preserve"> — уведомление, отправляемое получателю.</w:t>
       </w:r>
     </w:p>
     <w:p>
       <w:pPr>
-        <w:numPr>
-          <w:ilvl w:val="0"/>
-          <w:numId w:val="2"/>
-        </w:numPr>
-      </w:pPr>
+        <w:ind w:firstLine="708"/>
+        <w:rPr>
+          <w:rFonts w:asciiTheme="minorHAnsi" w:hAnsiTheme="minorHAnsi"/>
+        </w:rPr>
+      </w:pPr>
+      <w:r>
+        <w:t>Пользователь набирает сообщение (</w:t>
+      </w:r>
       <w:proofErr w:type="spellStart"/>
       <w:r>
-        <w:t>MessageController</w:t>
+        <w:rPr>
+          <w:rStyle w:val="12"/>
+        </w:rPr>
+        <w:t>typeMessage</w:t>
       </w:r>
       <w:proofErr w:type="spellEnd"/>
       <w:r>
-        <w:t xml:space="preserve"> — логика отправки и получения сообщений.</w:t>
-      </w:r>
-    </w:p>
-    <w:p>
-      <w:pPr>
-        <w:numPr>
-          <w:ilvl w:val="0"/>
-          <w:numId w:val="2"/>
-        </w:numPr>
-      </w:pPr>
+        <w:t>) и отправляет его</w:t>
+      </w:r>
+      <w:r>
+        <w:t xml:space="preserve">. </w:t>
+      </w:r>
+      <w:r>
+        <w:t xml:space="preserve">Интерфейс вызывает метод </w:t>
+      </w:r>
       <w:proofErr w:type="spellStart"/>
-      <w:r>
-        <w:t>GroupController</w:t>
+      <w:proofErr w:type="gramStart"/>
+      <w:r>
+        <w:rPr>
+          <w:rStyle w:val="12"/>
+        </w:rPr>
+        <w:t>sendMessage</w:t>
       </w:r>
       <w:proofErr w:type="spellEnd"/>
       <w:r>
-        <w:t xml:space="preserve"> — создание/удаление групп.</w:t>
-      </w:r>
-    </w:p>
-    <w:p>
-      <w:pPr>
-        <w:numPr>
-          <w:ilvl w:val="0"/>
-          <w:numId w:val="2"/>
-        </w:numPr>
-      </w:pPr>
+        <w:rPr>
+          <w:rStyle w:val="12"/>
+        </w:rPr>
+        <w:t>(</w:t>
+      </w:r>
       <w:proofErr w:type="spellStart"/>
-      <w:r>
-        <w:t>ContactController</w:t>
+      <w:proofErr w:type="gramEnd"/>
+      <w:r>
+        <w:rPr>
+          <w:rStyle w:val="12"/>
+        </w:rPr>
+        <w:t>text</w:t>
       </w:r>
       <w:proofErr w:type="spellEnd"/>
       <w:r>
-        <w:t xml:space="preserve"> — добавление/удаление друзей.</w:t>
-      </w:r>
-    </w:p>
-    <w:p>
-      <w:pPr>
-        <w:numPr>
-          <w:ilvl w:val="0"/>
-          <w:numId w:val="2"/>
-        </w:numPr>
-      </w:pPr>
+        <w:rPr>
+          <w:rStyle w:val="12"/>
+        </w:rPr>
+        <w:t xml:space="preserve">, </w:t>
+      </w:r>
       <w:proofErr w:type="spellStart"/>
       <w:r>
-        <w:t>NotificationController</w:t>
+        <w:rPr>
+          <w:rStyle w:val="12"/>
+        </w:rPr>
+        <w:t>receiverId</w:t>
       </w:r>
       <w:proofErr w:type="spellEnd"/>
       <w:r>
-        <w:t xml:space="preserve"> — обработка уведомлений.</w:t>
-      </w:r>
-    </w:p>
-    <w:p>
-      <w:pPr>
-        <w:rPr>
-          <w:b/>
-          <w:bCs/>
-        </w:rPr>
-      </w:pPr>
-      <w:r>
-        <w:rPr>
-          <w:b/>
-          <w:bCs/>
-        </w:rPr>
-        <w:t xml:space="preserve">3. </w:t>
+        <w:rPr>
+          <w:rStyle w:val="12"/>
+        </w:rPr>
+        <w:t>)</w:t>
+      </w:r>
+      <w:r>
+        <w:t xml:space="preserve"> у контроллера</w:t>
+      </w:r>
+      <w:r>
+        <w:t>. Контроллер,</w:t>
+      </w:r>
+      <w:r>
+        <w:t xml:space="preserve"> </w:t>
+      </w:r>
+      <w:r>
+        <w:t>в свою очередь,</w:t>
+      </w:r>
+      <w:r>
+        <w:t xml:space="preserve"> </w:t>
+      </w:r>
+      <w:r>
+        <w:t>с</w:t>
+      </w:r>
+      <w:r>
+        <w:t>оздаёт</w:t>
+      </w:r>
+      <w:r>
+        <w:t xml:space="preserve"> </w:t>
+      </w:r>
+      <w:r>
+        <w:t>объект</w:t>
+      </w:r>
+      <w:r>
+        <w:t xml:space="preserve"> </w:t>
+      </w:r>
+      <w:r>
+        <w:rPr>
+          <w:lang w:val="en-US"/>
+        </w:rPr>
+        <w:t>Message</w:t>
+      </w:r>
+      <w:r>
+        <w:t xml:space="preserve"> (</w:t>
+      </w:r>
+      <w:r>
+        <w:t>через</w:t>
+      </w:r>
+      <w:r>
+        <w:t xml:space="preserve"> </w:t>
+      </w:r>
+      <w:proofErr w:type="gramStart"/>
+      <w:r>
+        <w:rPr>
+          <w:rStyle w:val="12"/>
+          <w:lang w:val="en-US"/>
+        </w:rPr>
+        <w:t>create</w:t>
+      </w:r>
+      <w:r>
+        <w:rPr>
+          <w:rStyle w:val="12"/>
+        </w:rPr>
+        <w:t>(</w:t>
+      </w:r>
+      <w:proofErr w:type="gramEnd"/>
+      <w:r>
+        <w:rPr>
+          <w:rStyle w:val="12"/>
+          <w:lang w:val="en-US"/>
+        </w:rPr>
+        <w:t>text</w:t>
+      </w:r>
+      <w:r>
+        <w:rPr>
+          <w:rStyle w:val="12"/>
+        </w:rPr>
+        <w:t xml:space="preserve">, </w:t>
       </w:r>
       <w:proofErr w:type="spellStart"/>
       <w:r>
         <w:rPr>
-          <w:b/>
-          <w:bCs/>
-        </w:rPr>
-        <w:t>Entity</w:t>
+          <w:rStyle w:val="12"/>
+          <w:lang w:val="en-US"/>
+        </w:rPr>
+        <w:t>senderId</w:t>
       </w:r>
       <w:proofErr w:type="spellEnd"/>
       <w:r>
         <w:rPr>
-          <w:b/>
-          <w:bCs/>
-        </w:rPr>
-        <w:t>-классы:</w:t>
-      </w:r>
-    </w:p>
-    <w:p>
-      <w:pPr>
-        <w:numPr>
-          <w:ilvl w:val="0"/>
-          <w:numId w:val="3"/>
-        </w:numPr>
-      </w:pPr>
-      <w:r>
-        <w:t>User — информация о пользователе.</w:t>
-      </w:r>
-    </w:p>
-    <w:p>
-      <w:pPr>
-        <w:numPr>
-          <w:ilvl w:val="0"/>
-          <w:numId w:val="3"/>
-        </w:numPr>
-      </w:pPr>
-      <w:r>
-        <w:t>Message — сообщение (содержимое, время, отправитель/получатель).</w:t>
-      </w:r>
-    </w:p>
-    <w:p>
-      <w:pPr>
-        <w:numPr>
-          <w:ilvl w:val="0"/>
-          <w:numId w:val="3"/>
-        </w:numPr>
-      </w:pPr>
-      <w:r>
-        <w:t>Group — группа с участниками и сообщениями.</w:t>
-      </w:r>
-    </w:p>
-    <w:p>
-      <w:pPr>
-        <w:numPr>
-          <w:ilvl w:val="0"/>
-          <w:numId w:val="3"/>
-        </w:numPr>
-      </w:pPr>
-      <w:r>
-        <w:t>Contact — список друзей.</w:t>
-      </w:r>
-    </w:p>
-    <w:p>
-      <w:pPr>
-        <w:numPr>
-          <w:ilvl w:val="0"/>
-          <w:numId w:val="3"/>
-        </w:numPr>
-      </w:pPr>
+          <w:rStyle w:val="12"/>
+        </w:rPr>
+        <w:t xml:space="preserve"> </w:t>
+      </w:r>
       <w:proofErr w:type="spellStart"/>
       <w:r>
-        <w:t>Notification</w:t>
+        <w:rPr>
+          <w:rStyle w:val="12"/>
+          <w:lang w:val="en-US"/>
+        </w:rPr>
+        <w:t>receiverId</w:t>
       </w:r>
       <w:proofErr w:type="spellEnd"/>
       <w:r>
-        <w:t xml:space="preserve"> — уведомление (например, о дне рождения).</w:t>
-      </w:r>
-    </w:p>
-    <w:p>
-      <w:pPr>
-        <w:rPr>
-          <w:b/>
-          <w:bCs/>
-        </w:rPr>
-      </w:pPr>
-      <w:r>
-        <w:rPr>
-          <w:b/>
-          <w:bCs/>
-        </w:rPr>
-        <w:t>Типы отношений</w:t>
-      </w:r>
-      <w:r>
-        <w:rPr>
-          <w:b/>
-          <w:bCs/>
-        </w:rPr>
-        <w:t>:</w:t>
-      </w:r>
-    </w:p>
-    <w:p>
-      <w:pPr>
-        <w:numPr>
-          <w:ilvl w:val="0"/>
-          <w:numId w:val="4"/>
-        </w:numPr>
-      </w:pPr>
-      <w:r>
-        <w:t>Зависимость</w:t>
-      </w:r>
-      <w:r>
-        <w:t xml:space="preserve"> (прерывистая линия)</w:t>
-      </w:r>
-      <w:r>
-        <w:t xml:space="preserve"> обозначает отношение между двумя или более элемента</w:t>
-      </w:r>
-      <w:r>
-        <w:softHyphen/>
-        <w:t>ми модели, при котором изменение одного элемента (поставщика) мо</w:t>
-      </w:r>
-      <w:r>
-        <w:softHyphen/>
-        <w:t>жет повлиять или предоставить информацию, необходимую другому элементу (клиенту).</w:t>
-      </w:r>
-    </w:p>
-    <w:p>
-      <w:pPr>
-        <w:numPr>
-          <w:ilvl w:val="0"/>
-          <w:numId w:val="4"/>
-        </w:numPr>
-      </w:pPr>
-      <w:r>
-        <w:t xml:space="preserve">Ассоциации </w:t>
-      </w:r>
-      <w:r>
-        <w:t xml:space="preserve">(сплошная линия) </w:t>
-      </w:r>
-      <w:r>
-        <w:t>– это соединения между классами.</w:t>
-      </w:r>
-    </w:p>
-    <w:p>
-      <w:pPr>
-        <w:rPr>
-          <w:b/>
-          <w:bCs/>
-        </w:rPr>
-      </w:pPr>
-      <w:r>
-        <w:rPr>
-          <w:b/>
-          <w:bCs/>
-        </w:rPr>
-        <w:t>К</w:t>
-      </w:r>
-      <w:r>
-        <w:rPr>
-          <w:b/>
-          <w:bCs/>
-        </w:rPr>
-        <w:t>ратности:</w:t>
-      </w:r>
-    </w:p>
-    <w:p>
-      <w:pPr>
-        <w:numPr>
-          <w:ilvl w:val="0"/>
-          <w:numId w:val="4"/>
-        </w:numPr>
-      </w:pPr>
-      <w:r>
-        <w:t xml:space="preserve">Между </w:t>
+        <w:rPr>
+          <w:rStyle w:val="12"/>
+        </w:rPr>
+        <w:t>)</w:t>
+      </w:r>
+      <w:r>
+        <w:t>)</w:t>
+      </w:r>
+      <w:r>
+        <w:t>, сохраняет его (</w:t>
       </w:r>
       <w:proofErr w:type="spellStart"/>
-      <w:r>
-        <w:t>boundary</w:t>
+      <w:proofErr w:type="gramStart"/>
+      <w:r>
+        <w:rPr>
+          <w:rStyle w:val="12"/>
+        </w:rPr>
+        <w:t>save</w:t>
       </w:r>
       <w:proofErr w:type="spellEnd"/>
       <w:r>
-        <w:t xml:space="preserve"> и </w:t>
+        <w:rPr>
+          <w:rStyle w:val="12"/>
+        </w:rPr>
+        <w:t>(</w:t>
+      </w:r>
+      <w:proofErr w:type="gramEnd"/>
+      <w:r>
+        <w:rPr>
+          <w:rStyle w:val="12"/>
+        </w:rPr>
+        <w:t>)</w:t>
+      </w:r>
+      <w:r>
+        <w:t>) и в</w:t>
+      </w:r>
+      <w:r>
+        <w:t xml:space="preserve">озвращает управление в интерфейс, который вызывает </w:t>
       </w:r>
       <w:proofErr w:type="spellStart"/>
-      <w:r>
-        <w:t>control</w:t>
+      <w:proofErr w:type="gramStart"/>
+      <w:r>
+        <w:rPr>
+          <w:rStyle w:val="12"/>
+        </w:rPr>
+        <w:t>updateChatWindow</w:t>
       </w:r>
       <w:proofErr w:type="spellEnd"/>
       <w:r>
-        <w:t xml:space="preserve"> — </w:t>
-      </w:r>
-      <w:r>
-        <w:t>кратности</w:t>
-      </w:r>
-      <w:r>
-        <w:t xml:space="preserve"> 1 → 1.</w:t>
-      </w:r>
-    </w:p>
-    <w:p>
-      <w:pPr>
-        <w:numPr>
-          <w:ilvl w:val="0"/>
-          <w:numId w:val="4"/>
-        </w:numPr>
-      </w:pPr>
-      <w:r>
-        <w:t xml:space="preserve">Контроллеры работают с множественными </w:t>
+        <w:rPr>
+          <w:rStyle w:val="12"/>
+        </w:rPr>
+        <w:t>()</w:t>
+      </w:r>
+      <w:r>
+        <w:rPr>
+          <w:rStyle w:val="12"/>
+          <w:rFonts w:asciiTheme="minorHAnsi" w:hAnsiTheme="minorHAnsi"/>
+        </w:rPr>
+        <w:t xml:space="preserve"> </w:t>
+      </w:r>
+      <w:r>
+        <w:t>.</w:t>
+      </w:r>
+      <w:proofErr w:type="gramEnd"/>
+      <w:r>
+        <w:t xml:space="preserve"> </w:t>
+      </w:r>
+      <w:r>
+        <w:t xml:space="preserve">Далее следуют два альтернативных сценария (блок </w:t>
       </w:r>
       <w:proofErr w:type="spellStart"/>
       <w:r>
-        <w:t>entity</w:t>
+        <w:t>alt</w:t>
       </w:r>
       <w:proofErr w:type="spellEnd"/>
       <w:r>
-        <w:t>-объектами (</w:t>
-      </w:r>
+        <w:t>)</w:t>
+      </w:r>
+      <w:r>
+        <w:t xml:space="preserve">. </w:t>
+      </w:r>
+      <w:r>
+        <w:t>Если получатель онлайн, сообщение доставляется (</w:t>
+      </w:r>
+      <w:proofErr w:type="spellStart"/>
       <w:proofErr w:type="gramStart"/>
       <w:r>
-        <w:t>0..</w:t>
+        <w:rPr>
+          <w:rStyle w:val="12"/>
+        </w:rPr>
+        <w:t>deliver</w:t>
+      </w:r>
+      <w:proofErr w:type="spellEnd"/>
+      <w:r>
+        <w:rPr>
+          <w:rStyle w:val="12"/>
+        </w:rPr>
+        <w:t>(</w:t>
       </w:r>
       <w:proofErr w:type="gramEnd"/>
       <w:r>
-        <w:t>*</w:t>
-      </w:r>
+        <w:rPr>
+          <w:rStyle w:val="12"/>
+        </w:rPr>
+        <w:t>)</w:t>
+      </w:r>
+      <w:r>
+        <w:t>), создаётся объект уведомления и отправляется.</w:t>
+      </w:r>
+      <w:r>
+        <w:t xml:space="preserve"> </w:t>
+      </w:r>
+      <w:r>
+        <w:t>Если получатель оффлайн, сообщение помечается как недоставленное (</w:t>
+      </w:r>
+      <w:proofErr w:type="spellStart"/>
+      <w:r>
+        <w:rPr>
+          <w:rStyle w:val="12"/>
+        </w:rPr>
+        <w:t>mark</w:t>
+      </w:r>
+      <w:proofErr w:type="spellEnd"/>
+      <w:r>
+        <w:rPr>
+          <w:rStyle w:val="12"/>
+        </w:rPr>
+        <w:t xml:space="preserve"> </w:t>
+      </w:r>
+      <w:proofErr w:type="spellStart"/>
+      <w:r>
+        <w:rPr>
+          <w:rStyle w:val="12"/>
+        </w:rPr>
+        <w:t>as</w:t>
+      </w:r>
+      <w:proofErr w:type="spellEnd"/>
+      <w:r>
+        <w:rPr>
+          <w:rStyle w:val="12"/>
+        </w:rPr>
+        <w:t xml:space="preserve"> </w:t>
+      </w:r>
+      <w:proofErr w:type="spellStart"/>
+      <w:r>
+        <w:rPr>
+          <w:rStyle w:val="12"/>
+        </w:rPr>
+        <w:t>undelivered</w:t>
+      </w:r>
+      <w:proofErr w:type="spellEnd"/>
       <w:r>
         <w:t>).</w:t>
-      </w:r>
-    </w:p>
-    <w:p>
-      <w:pPr>
-        <w:numPr>
-          <w:ilvl w:val="0"/>
-          <w:numId w:val="4"/>
-        </w:numPr>
-      </w:pPr>
-      <w:r>
-        <w:t>Кратность задает число объектов, которые могут принимать участие в отношении в любой момент времени.</w:t>
       </w:r>
     </w:p>
     <w:sectPr>
@@ -945,6 +1356,236 @@
     </w:lvl>
   </w:abstractNum>
   <w:abstractNum w:abstractNumId="2" w15:restartNumberingAfterBreak="0">
+    <w:nsid w:val="25416BAB"/>
+    <w:multiLevelType w:val="multilevel"/>
+    <w:tmpl w:val="915867F4"/>
+    <w:lvl w:ilvl="0">
+      <w:start w:val="1"/>
+      <w:numFmt w:val="decimal"/>
+      <w:lvlText w:val="%1."/>
+      <w:lvlJc w:val="left"/>
+      <w:pPr>
+        <w:tabs>
+          <w:tab w:val="num" w:pos="720"/>
+        </w:tabs>
+        <w:ind w:left="720" w:hanging="360"/>
+      </w:pPr>
+    </w:lvl>
+    <w:lvl w:ilvl="1" w:tentative="1">
+      <w:start w:val="1"/>
+      <w:numFmt w:val="decimal"/>
+      <w:lvlText w:val="%2."/>
+      <w:lvlJc w:val="left"/>
+      <w:pPr>
+        <w:tabs>
+          <w:tab w:val="num" w:pos="1440"/>
+        </w:tabs>
+        <w:ind w:left="1440" w:hanging="360"/>
+      </w:pPr>
+    </w:lvl>
+    <w:lvl w:ilvl="2" w:tentative="1">
+      <w:start w:val="1"/>
+      <w:numFmt w:val="decimal"/>
+      <w:lvlText w:val="%3."/>
+      <w:lvlJc w:val="left"/>
+      <w:pPr>
+        <w:tabs>
+          <w:tab w:val="num" w:pos="2160"/>
+        </w:tabs>
+        <w:ind w:left="2160" w:hanging="360"/>
+      </w:pPr>
+    </w:lvl>
+    <w:lvl w:ilvl="3" w:tentative="1">
+      <w:start w:val="1"/>
+      <w:numFmt w:val="decimal"/>
+      <w:lvlText w:val="%4."/>
+      <w:lvlJc w:val="left"/>
+      <w:pPr>
+        <w:tabs>
+          <w:tab w:val="num" w:pos="2880"/>
+        </w:tabs>
+        <w:ind w:left="2880" w:hanging="360"/>
+      </w:pPr>
+    </w:lvl>
+    <w:lvl w:ilvl="4" w:tentative="1">
+      <w:start w:val="1"/>
+      <w:numFmt w:val="decimal"/>
+      <w:lvlText w:val="%5."/>
+      <w:lvlJc w:val="left"/>
+      <w:pPr>
+        <w:tabs>
+          <w:tab w:val="num" w:pos="3600"/>
+        </w:tabs>
+        <w:ind w:left="3600" w:hanging="360"/>
+      </w:pPr>
+    </w:lvl>
+    <w:lvl w:ilvl="5" w:tentative="1">
+      <w:start w:val="1"/>
+      <w:numFmt w:val="decimal"/>
+      <w:lvlText w:val="%6."/>
+      <w:lvlJc w:val="left"/>
+      <w:pPr>
+        <w:tabs>
+          <w:tab w:val="num" w:pos="4320"/>
+        </w:tabs>
+        <w:ind w:left="4320" w:hanging="360"/>
+      </w:pPr>
+    </w:lvl>
+    <w:lvl w:ilvl="6" w:tentative="1">
+      <w:start w:val="1"/>
+      <w:numFmt w:val="decimal"/>
+      <w:lvlText w:val="%7."/>
+      <w:lvlJc w:val="left"/>
+      <w:pPr>
+        <w:tabs>
+          <w:tab w:val="num" w:pos="5040"/>
+        </w:tabs>
+        <w:ind w:left="5040" w:hanging="360"/>
+      </w:pPr>
+    </w:lvl>
+    <w:lvl w:ilvl="7" w:tentative="1">
+      <w:start w:val="1"/>
+      <w:numFmt w:val="decimal"/>
+      <w:lvlText w:val="%8."/>
+      <w:lvlJc w:val="left"/>
+      <w:pPr>
+        <w:tabs>
+          <w:tab w:val="num" w:pos="5760"/>
+        </w:tabs>
+        <w:ind w:left="5760" w:hanging="360"/>
+      </w:pPr>
+    </w:lvl>
+    <w:lvl w:ilvl="8" w:tentative="1">
+      <w:start w:val="1"/>
+      <w:numFmt w:val="decimal"/>
+      <w:lvlText w:val="%9."/>
+      <w:lvlJc w:val="left"/>
+      <w:pPr>
+        <w:tabs>
+          <w:tab w:val="num" w:pos="6480"/>
+        </w:tabs>
+        <w:ind w:left="6480" w:hanging="360"/>
+      </w:pPr>
+    </w:lvl>
+  </w:abstractNum>
+  <w:abstractNum w:abstractNumId="3" w15:restartNumberingAfterBreak="0">
+    <w:nsid w:val="2D875E72"/>
+    <w:multiLevelType w:val="multilevel"/>
+    <w:tmpl w:val="E1FAD02A"/>
+    <w:lvl w:ilvl="0">
+      <w:start w:val="1"/>
+      <w:numFmt w:val="decimal"/>
+      <w:lvlText w:val="%1."/>
+      <w:lvlJc w:val="left"/>
+      <w:pPr>
+        <w:tabs>
+          <w:tab w:val="num" w:pos="720"/>
+        </w:tabs>
+        <w:ind w:left="720" w:hanging="360"/>
+      </w:pPr>
+    </w:lvl>
+    <w:lvl w:ilvl="1">
+      <w:start w:val="1"/>
+      <w:numFmt w:val="bullet"/>
+      <w:lvlText w:val=""/>
+      <w:lvlJc w:val="left"/>
+      <w:pPr>
+        <w:ind w:left="1440" w:hanging="360"/>
+      </w:pPr>
+      <w:rPr>
+        <w:rFonts w:ascii="Symbol" w:hAnsi="Symbol" w:hint="default"/>
+      </w:rPr>
+    </w:lvl>
+    <w:lvl w:ilvl="2">
+      <w:start w:val="1"/>
+      <w:numFmt w:val="bullet"/>
+      <w:lvlText w:val=""/>
+      <w:lvlJc w:val="left"/>
+      <w:pPr>
+        <w:tabs>
+          <w:tab w:val="num" w:pos="2160"/>
+        </w:tabs>
+        <w:ind w:left="2160" w:hanging="360"/>
+      </w:pPr>
+      <w:rPr>
+        <w:rFonts w:ascii="Wingdings" w:hAnsi="Wingdings" w:hint="default"/>
+        <w:sz w:val="20"/>
+      </w:rPr>
+    </w:lvl>
+    <w:lvl w:ilvl="3" w:tentative="1">
+      <w:start w:val="1"/>
+      <w:numFmt w:val="decimal"/>
+      <w:lvlText w:val="%4."/>
+      <w:lvlJc w:val="left"/>
+      <w:pPr>
+        <w:tabs>
+          <w:tab w:val="num" w:pos="2880"/>
+        </w:tabs>
+        <w:ind w:left="2880" w:hanging="360"/>
+      </w:pPr>
+    </w:lvl>
+    <w:lvl w:ilvl="4" w:tentative="1">
+      <w:start w:val="1"/>
+      <w:numFmt w:val="decimal"/>
+      <w:lvlText w:val="%5."/>
+      <w:lvlJc w:val="left"/>
+      <w:pPr>
+        <w:tabs>
+          <w:tab w:val="num" w:pos="3600"/>
+        </w:tabs>
+        <w:ind w:left="3600" w:hanging="360"/>
+      </w:pPr>
+    </w:lvl>
+    <w:lvl w:ilvl="5" w:tentative="1">
+      <w:start w:val="1"/>
+      <w:numFmt w:val="decimal"/>
+      <w:lvlText w:val="%6."/>
+      <w:lvlJc w:val="left"/>
+      <w:pPr>
+        <w:tabs>
+          <w:tab w:val="num" w:pos="4320"/>
+        </w:tabs>
+        <w:ind w:left="4320" w:hanging="360"/>
+      </w:pPr>
+    </w:lvl>
+    <w:lvl w:ilvl="6" w:tentative="1">
+      <w:start w:val="1"/>
+      <w:numFmt w:val="decimal"/>
+      <w:lvlText w:val="%7."/>
+      <w:lvlJc w:val="left"/>
+      <w:pPr>
+        <w:tabs>
+          <w:tab w:val="num" w:pos="5040"/>
+        </w:tabs>
+        <w:ind w:left="5040" w:hanging="360"/>
+      </w:pPr>
+    </w:lvl>
+    <w:lvl w:ilvl="7" w:tentative="1">
+      <w:start w:val="1"/>
+      <w:numFmt w:val="decimal"/>
+      <w:lvlText w:val="%8."/>
+      <w:lvlJc w:val="left"/>
+      <w:pPr>
+        <w:tabs>
+          <w:tab w:val="num" w:pos="5760"/>
+        </w:tabs>
+        <w:ind w:left="5760" w:hanging="360"/>
+      </w:pPr>
+    </w:lvl>
+    <w:lvl w:ilvl="8" w:tentative="1">
+      <w:start w:val="1"/>
+      <w:numFmt w:val="decimal"/>
+      <w:lvlText w:val="%9."/>
+      <w:lvlJc w:val="left"/>
+      <w:pPr>
+        <w:tabs>
+          <w:tab w:val="num" w:pos="6480"/>
+        </w:tabs>
+        <w:ind w:left="6480" w:hanging="360"/>
+      </w:pPr>
+    </w:lvl>
+  </w:abstractNum>
+  <w:abstractNum w:abstractNumId="4" w15:restartNumberingAfterBreak="0">
     <w:nsid w:val="42A869A0"/>
     <w:multiLevelType w:val="multilevel"/>
     <w:tmpl w:val="DA7C586A"/>
@@ -1093,7 +1734,426 @@
       </w:rPr>
     </w:lvl>
   </w:abstractNum>
-  <w:abstractNum w:abstractNumId="3" w15:restartNumberingAfterBreak="0">
+  <w:abstractNum w:abstractNumId="5" w15:restartNumberingAfterBreak="0">
+    <w:nsid w:val="5CD10B3B"/>
+    <w:multiLevelType w:val="multilevel"/>
+    <w:tmpl w:val="182C9834"/>
+    <w:lvl w:ilvl="0">
+      <w:start w:val="1"/>
+      <w:numFmt w:val="decimal"/>
+      <w:lvlText w:val="%1."/>
+      <w:lvlJc w:val="left"/>
+      <w:pPr>
+        <w:tabs>
+          <w:tab w:val="num" w:pos="720"/>
+        </w:tabs>
+        <w:ind w:left="720" w:hanging="360"/>
+      </w:pPr>
+    </w:lvl>
+    <w:lvl w:ilvl="1">
+      <w:start w:val="1"/>
+      <w:numFmt w:val="bullet"/>
+      <w:lvlText w:val="o"/>
+      <w:lvlJc w:val="left"/>
+      <w:pPr>
+        <w:tabs>
+          <w:tab w:val="num" w:pos="1440"/>
+        </w:tabs>
+        <w:ind w:left="1440" w:hanging="360"/>
+      </w:pPr>
+      <w:rPr>
+        <w:rFonts w:ascii="Courier New" w:hAnsi="Courier New" w:hint="default"/>
+        <w:sz w:val="20"/>
+      </w:rPr>
+    </w:lvl>
+    <w:lvl w:ilvl="2">
+      <w:start w:val="1"/>
+      <w:numFmt w:val="bullet"/>
+      <w:lvlText w:val=""/>
+      <w:lvlJc w:val="left"/>
+      <w:pPr>
+        <w:tabs>
+          <w:tab w:val="num" w:pos="2160"/>
+        </w:tabs>
+        <w:ind w:left="2160" w:hanging="360"/>
+      </w:pPr>
+      <w:rPr>
+        <w:rFonts w:ascii="Wingdings" w:hAnsi="Wingdings" w:hint="default"/>
+        <w:sz w:val="20"/>
+      </w:rPr>
+    </w:lvl>
+    <w:lvl w:ilvl="3" w:tentative="1">
+      <w:start w:val="1"/>
+      <w:numFmt w:val="decimal"/>
+      <w:lvlText w:val="%4."/>
+      <w:lvlJc w:val="left"/>
+      <w:pPr>
+        <w:tabs>
+          <w:tab w:val="num" w:pos="2880"/>
+        </w:tabs>
+        <w:ind w:left="2880" w:hanging="360"/>
+      </w:pPr>
+    </w:lvl>
+    <w:lvl w:ilvl="4" w:tentative="1">
+      <w:start w:val="1"/>
+      <w:numFmt w:val="decimal"/>
+      <w:lvlText w:val="%5."/>
+      <w:lvlJc w:val="left"/>
+      <w:pPr>
+        <w:tabs>
+          <w:tab w:val="num" w:pos="3600"/>
+        </w:tabs>
+        <w:ind w:left="3600" w:hanging="360"/>
+      </w:pPr>
+    </w:lvl>
+    <w:lvl w:ilvl="5" w:tentative="1">
+      <w:start w:val="1"/>
+      <w:numFmt w:val="decimal"/>
+      <w:lvlText w:val="%6."/>
+      <w:lvlJc w:val="left"/>
+      <w:pPr>
+        <w:tabs>
+          <w:tab w:val="num" w:pos="4320"/>
+        </w:tabs>
+        <w:ind w:left="4320" w:hanging="360"/>
+      </w:pPr>
+    </w:lvl>
+    <w:lvl w:ilvl="6" w:tentative="1">
+      <w:start w:val="1"/>
+      <w:numFmt w:val="decimal"/>
+      <w:lvlText w:val="%7."/>
+      <w:lvlJc w:val="left"/>
+      <w:pPr>
+        <w:tabs>
+          <w:tab w:val="num" w:pos="5040"/>
+        </w:tabs>
+        <w:ind w:left="5040" w:hanging="360"/>
+      </w:pPr>
+    </w:lvl>
+    <w:lvl w:ilvl="7" w:tentative="1">
+      <w:start w:val="1"/>
+      <w:numFmt w:val="decimal"/>
+      <w:lvlText w:val="%8."/>
+      <w:lvlJc w:val="left"/>
+      <w:pPr>
+        <w:tabs>
+          <w:tab w:val="num" w:pos="5760"/>
+        </w:tabs>
+        <w:ind w:left="5760" w:hanging="360"/>
+      </w:pPr>
+    </w:lvl>
+    <w:lvl w:ilvl="8" w:tentative="1">
+      <w:start w:val="1"/>
+      <w:numFmt w:val="decimal"/>
+      <w:lvlText w:val="%9."/>
+      <w:lvlJc w:val="left"/>
+      <w:pPr>
+        <w:tabs>
+          <w:tab w:val="num" w:pos="6480"/>
+        </w:tabs>
+        <w:ind w:left="6480" w:hanging="360"/>
+      </w:pPr>
+    </w:lvl>
+  </w:abstractNum>
+  <w:abstractNum w:abstractNumId="6" w15:restartNumberingAfterBreak="0">
+    <w:nsid w:val="6C106F7D"/>
+    <w:multiLevelType w:val="multilevel"/>
+    <w:tmpl w:val="C50AC50E"/>
+    <w:lvl w:ilvl="0">
+      <w:start w:val="1"/>
+      <w:numFmt w:val="bullet"/>
+      <w:lvlText w:val=""/>
+      <w:lvlJc w:val="left"/>
+      <w:pPr>
+        <w:tabs>
+          <w:tab w:val="num" w:pos="720"/>
+        </w:tabs>
+        <w:ind w:left="720" w:hanging="360"/>
+      </w:pPr>
+      <w:rPr>
+        <w:rFonts w:ascii="Symbol" w:hAnsi="Symbol" w:hint="default"/>
+        <w:sz w:val="20"/>
+      </w:rPr>
+    </w:lvl>
+    <w:lvl w:ilvl="1" w:tentative="1">
+      <w:start w:val="1"/>
+      <w:numFmt w:val="bullet"/>
+      <w:lvlText w:val="o"/>
+      <w:lvlJc w:val="left"/>
+      <w:pPr>
+        <w:tabs>
+          <w:tab w:val="num" w:pos="1440"/>
+        </w:tabs>
+        <w:ind w:left="1440" w:hanging="360"/>
+      </w:pPr>
+      <w:rPr>
+        <w:rFonts w:ascii="Courier New" w:hAnsi="Courier New" w:hint="default"/>
+        <w:sz w:val="20"/>
+      </w:rPr>
+    </w:lvl>
+    <w:lvl w:ilvl="2" w:tentative="1">
+      <w:start w:val="1"/>
+      <w:numFmt w:val="bullet"/>
+      <w:lvlText w:val=""/>
+      <w:lvlJc w:val="left"/>
+      <w:pPr>
+        <w:tabs>
+          <w:tab w:val="num" w:pos="2160"/>
+        </w:tabs>
+        <w:ind w:left="2160" w:hanging="360"/>
+      </w:pPr>
+      <w:rPr>
+        <w:rFonts w:ascii="Wingdings" w:hAnsi="Wingdings" w:hint="default"/>
+        <w:sz w:val="20"/>
+      </w:rPr>
+    </w:lvl>
+    <w:lvl w:ilvl="3" w:tentative="1">
+      <w:start w:val="1"/>
+      <w:numFmt w:val="bullet"/>
+      <w:lvlText w:val=""/>
+      <w:lvlJc w:val="left"/>
+      <w:pPr>
+        <w:tabs>
+          <w:tab w:val="num" w:pos="2880"/>
+        </w:tabs>
+        <w:ind w:left="2880" w:hanging="360"/>
+      </w:pPr>
+      <w:rPr>
+        <w:rFonts w:ascii="Wingdings" w:hAnsi="Wingdings" w:hint="default"/>
+        <w:sz w:val="20"/>
+      </w:rPr>
+    </w:lvl>
+    <w:lvl w:ilvl="4" w:tentative="1">
+      <w:start w:val="1"/>
+      <w:numFmt w:val="bullet"/>
+      <w:lvlText w:val=""/>
+      <w:lvlJc w:val="left"/>
+      <w:pPr>
+        <w:tabs>
+          <w:tab w:val="num" w:pos="3600"/>
+        </w:tabs>
+        <w:ind w:left="3600" w:hanging="360"/>
+      </w:pPr>
+      <w:rPr>
+        <w:rFonts w:ascii="Wingdings" w:hAnsi="Wingdings" w:hint="default"/>
+        <w:sz w:val="20"/>
+      </w:rPr>
+    </w:lvl>
+    <w:lvl w:ilvl="5" w:tentative="1">
+      <w:start w:val="1"/>
+      <w:numFmt w:val="bullet"/>
+      <w:lvlText w:val=""/>
+      <w:lvlJc w:val="left"/>
+      <w:pPr>
+        <w:tabs>
+          <w:tab w:val="num" w:pos="4320"/>
+        </w:tabs>
+        <w:ind w:left="4320" w:hanging="360"/>
+      </w:pPr>
+      <w:rPr>
+        <w:rFonts w:ascii="Wingdings" w:hAnsi="Wingdings" w:hint="default"/>
+        <w:sz w:val="20"/>
+      </w:rPr>
+    </w:lvl>
+    <w:lvl w:ilvl="6" w:tentative="1">
+      <w:start w:val="1"/>
+      <w:numFmt w:val="bullet"/>
+      <w:lvlText w:val=""/>
+      <w:lvlJc w:val="left"/>
+      <w:pPr>
+        <w:tabs>
+          <w:tab w:val="num" w:pos="5040"/>
+        </w:tabs>
+        <w:ind w:left="5040" w:hanging="360"/>
+      </w:pPr>
+      <w:rPr>
+        <w:rFonts w:ascii="Wingdings" w:hAnsi="Wingdings" w:hint="default"/>
+        <w:sz w:val="20"/>
+      </w:rPr>
+    </w:lvl>
+    <w:lvl w:ilvl="7" w:tentative="1">
+      <w:start w:val="1"/>
+      <w:numFmt w:val="bullet"/>
+      <w:lvlText w:val=""/>
+      <w:lvlJc w:val="left"/>
+      <w:pPr>
+        <w:tabs>
+          <w:tab w:val="num" w:pos="5760"/>
+        </w:tabs>
+        <w:ind w:left="5760" w:hanging="360"/>
+      </w:pPr>
+      <w:rPr>
+        <w:rFonts w:ascii="Wingdings" w:hAnsi="Wingdings" w:hint="default"/>
+        <w:sz w:val="20"/>
+      </w:rPr>
+    </w:lvl>
+    <w:lvl w:ilvl="8" w:tentative="1">
+      <w:start w:val="1"/>
+      <w:numFmt w:val="bullet"/>
+      <w:lvlText w:val=""/>
+      <w:lvlJc w:val="left"/>
+      <w:pPr>
+        <w:tabs>
+          <w:tab w:val="num" w:pos="6480"/>
+        </w:tabs>
+        <w:ind w:left="6480" w:hanging="360"/>
+      </w:pPr>
+      <w:rPr>
+        <w:rFonts w:ascii="Wingdings" w:hAnsi="Wingdings" w:hint="default"/>
+        <w:sz w:val="20"/>
+      </w:rPr>
+    </w:lvl>
+  </w:abstractNum>
+  <w:abstractNum w:abstractNumId="7" w15:restartNumberingAfterBreak="0">
+    <w:nsid w:val="71B7483D"/>
+    <w:multiLevelType w:val="multilevel"/>
+    <w:tmpl w:val="250226DE"/>
+    <w:lvl w:ilvl="0">
+      <w:start w:val="1"/>
+      <w:numFmt w:val="bullet"/>
+      <w:lvlText w:val=""/>
+      <w:lvlJc w:val="left"/>
+      <w:pPr>
+        <w:tabs>
+          <w:tab w:val="num" w:pos="720"/>
+        </w:tabs>
+        <w:ind w:left="720" w:hanging="360"/>
+      </w:pPr>
+      <w:rPr>
+        <w:rFonts w:ascii="Symbol" w:hAnsi="Symbol" w:hint="default"/>
+        <w:sz w:val="20"/>
+      </w:rPr>
+    </w:lvl>
+    <w:lvl w:ilvl="1" w:tentative="1">
+      <w:start w:val="1"/>
+      <w:numFmt w:val="bullet"/>
+      <w:lvlText w:val="o"/>
+      <w:lvlJc w:val="left"/>
+      <w:pPr>
+        <w:tabs>
+          <w:tab w:val="num" w:pos="1440"/>
+        </w:tabs>
+        <w:ind w:left="1440" w:hanging="360"/>
+      </w:pPr>
+      <w:rPr>
+        <w:rFonts w:ascii="Courier New" w:hAnsi="Courier New" w:hint="default"/>
+        <w:sz w:val="20"/>
+      </w:rPr>
+    </w:lvl>
+    <w:lvl w:ilvl="2" w:tentative="1">
+      <w:start w:val="1"/>
+      <w:numFmt w:val="bullet"/>
+      <w:lvlText w:val=""/>
+      <w:lvlJc w:val="left"/>
+      <w:pPr>
+        <w:tabs>
+          <w:tab w:val="num" w:pos="2160"/>
+        </w:tabs>
+        <w:ind w:left="2160" w:hanging="360"/>
+      </w:pPr>
+      <w:rPr>
+        <w:rFonts w:ascii="Wingdings" w:hAnsi="Wingdings" w:hint="default"/>
+        <w:sz w:val="20"/>
+      </w:rPr>
+    </w:lvl>
+    <w:lvl w:ilvl="3" w:tentative="1">
+      <w:start w:val="1"/>
+      <w:numFmt w:val="bullet"/>
+      <w:lvlText w:val=""/>
+      <w:lvlJc w:val="left"/>
+      <w:pPr>
+        <w:tabs>
+          <w:tab w:val="num" w:pos="2880"/>
+        </w:tabs>
+        <w:ind w:left="2880" w:hanging="360"/>
+      </w:pPr>
+      <w:rPr>
+        <w:rFonts w:ascii="Wingdings" w:hAnsi="Wingdings" w:hint="default"/>
+        <w:sz w:val="20"/>
+      </w:rPr>
+    </w:lvl>
+    <w:lvl w:ilvl="4" w:tentative="1">
+      <w:start w:val="1"/>
+      <w:numFmt w:val="bullet"/>
+      <w:lvlText w:val=""/>
+      <w:lvlJc w:val="left"/>
+      <w:pPr>
+        <w:tabs>
+          <w:tab w:val="num" w:pos="3600"/>
+        </w:tabs>
+        <w:ind w:left="3600" w:hanging="360"/>
+      </w:pPr>
+      <w:rPr>
+        <w:rFonts w:ascii="Wingdings" w:hAnsi="Wingdings" w:hint="default"/>
+        <w:sz w:val="20"/>
+      </w:rPr>
+    </w:lvl>
+    <w:lvl w:ilvl="5" w:tentative="1">
+      <w:start w:val="1"/>
+      <w:numFmt w:val="bullet"/>
+      <w:lvlText w:val=""/>
+      <w:lvlJc w:val="left"/>
+      <w:pPr>
+        <w:tabs>
+          <w:tab w:val="num" w:pos="4320"/>
+        </w:tabs>
+        <w:ind w:left="4320" w:hanging="360"/>
+      </w:pPr>
+      <w:rPr>
+        <w:rFonts w:ascii="Wingdings" w:hAnsi="Wingdings" w:hint="default"/>
+        <w:sz w:val="20"/>
+      </w:rPr>
+    </w:lvl>
+    <w:lvl w:ilvl="6" w:tentative="1">
+      <w:start w:val="1"/>
+      <w:numFmt w:val="bullet"/>
+      <w:lvlText w:val=""/>
+      <w:lvlJc w:val="left"/>
+      <w:pPr>
+        <w:tabs>
+          <w:tab w:val="num" w:pos="5040"/>
+        </w:tabs>
+        <w:ind w:left="5040" w:hanging="360"/>
+      </w:pPr>
+      <w:rPr>
+        <w:rFonts w:ascii="Wingdings" w:hAnsi="Wingdings" w:hint="default"/>
+        <w:sz w:val="20"/>
+      </w:rPr>
+    </w:lvl>
+    <w:lvl w:ilvl="7" w:tentative="1">
+      <w:start w:val="1"/>
+      <w:numFmt w:val="bullet"/>
+      <w:lvlText w:val=""/>
+      <w:lvlJc w:val="left"/>
+      <w:pPr>
+        <w:tabs>
+          <w:tab w:val="num" w:pos="5760"/>
+        </w:tabs>
+        <w:ind w:left="5760" w:hanging="360"/>
+      </w:pPr>
+      <w:rPr>
+        <w:rFonts w:ascii="Wingdings" w:hAnsi="Wingdings" w:hint="default"/>
+        <w:sz w:val="20"/>
+      </w:rPr>
+    </w:lvl>
+    <w:lvl w:ilvl="8" w:tentative="1">
+      <w:start w:val="1"/>
+      <w:numFmt w:val="bullet"/>
+      <w:lvlText w:val=""/>
+      <w:lvlJc w:val="left"/>
+      <w:pPr>
+        <w:tabs>
+          <w:tab w:val="num" w:pos="6480"/>
+        </w:tabs>
+        <w:ind w:left="6480" w:hanging="360"/>
+      </w:pPr>
+      <w:rPr>
+        <w:rFonts w:ascii="Wingdings" w:hAnsi="Wingdings" w:hint="default"/>
+        <w:sz w:val="20"/>
+      </w:rPr>
+    </w:lvl>
+  </w:abstractNum>
+  <w:abstractNum w:abstractNumId="8" w15:restartNumberingAfterBreak="0">
     <w:nsid w:val="7A4A4BBD"/>
     <w:multiLevelType w:val="multilevel"/>
     <w:tmpl w:val="B4023012"/>
@@ -1243,7 +2303,7 @@
     </w:lvl>
   </w:abstractNum>
   <w:num w:numId="1" w16cid:durableId="1097209724">
-    <w:abstractNumId w:val="3"/>
+    <w:abstractNumId w:val="8"/>
   </w:num>
   <w:num w:numId="2" w16cid:durableId="604650153">
     <w:abstractNumId w:val="1"/>
@@ -1252,7 +2312,22 @@
     <w:abstractNumId w:val="0"/>
   </w:num>
   <w:num w:numId="4" w16cid:durableId="701130780">
+    <w:abstractNumId w:val="4"/>
+  </w:num>
+  <w:num w:numId="5" w16cid:durableId="1032074066">
     <w:abstractNumId w:val="2"/>
+  </w:num>
+  <w:num w:numId="6" w16cid:durableId="1476945562">
+    <w:abstractNumId w:val="5"/>
+  </w:num>
+  <w:num w:numId="7" w16cid:durableId="1098411324">
+    <w:abstractNumId w:val="7"/>
+  </w:num>
+  <w:num w:numId="8" w16cid:durableId="303857428">
+    <w:abstractNumId w:val="3"/>
+  </w:num>
+  <w:num w:numId="9" w16cid:durableId="478303568">
+    <w:abstractNumId w:val="6"/>
   </w:num>
 </w:numbering>
 </file>
@@ -1868,7 +2943,6 @@
   <w:style w:type="character" w:default="1" w:styleId="a0">
     <w:name w:val="Default Paragraph Font"/>
     <w:uiPriority w:val="1"/>
-    <w:semiHidden/>
     <w:unhideWhenUsed/>
   </w:style>
   <w:style w:type="table" w:default="1" w:styleId="a1">
@@ -2200,6 +3274,32 @@
       <w:szCs w:val="18"/>
     </w:rPr>
   </w:style>
+  <w:style w:type="paragraph" w:customStyle="1" w:styleId="11">
+    <w:name w:val="Стиль1"/>
+    <w:basedOn w:val="a"/>
+    <w:link w:val="12"/>
+    <w:qFormat/>
+    <w:rsid w:val="00094023"/>
+    <w:pPr>
+      <w:ind w:firstLine="708"/>
+    </w:pPr>
+    <w:rPr>
+      <w:rFonts w:ascii="Courier" w:hAnsi="Courier"/>
+      <w:sz w:val="20"/>
+      <w:szCs w:val="20"/>
+    </w:rPr>
+  </w:style>
+  <w:style w:type="character" w:customStyle="1" w:styleId="12">
+    <w:name w:val="Стиль1 Знак"/>
+    <w:basedOn w:val="a0"/>
+    <w:link w:val="11"/>
+    <w:rsid w:val="00094023"/>
+    <w:rPr>
+      <w:rFonts w:ascii="Courier" w:hAnsi="Courier"/>
+      <w:sz w:val="20"/>
+      <w:szCs w:val="20"/>
+    </w:rPr>
+  </w:style>
 </w:styles>
 </file>
 

--- a/3rd year/software engineering/7/7ПР_ВласовАА_КЭ-342.docx
+++ b/3rd year/software engineering/7/7ПР_ВласовАА_КЭ-342.docx
@@ -34,15 +34,11 @@
         <w:jc w:val="center"/>
       </w:pPr>
       <w:r>
-        <w:rPr>
-          <w:noProof/>
-          <w:lang w:val="en-US"/>
-        </w:rPr>
         <w:drawing>
-          <wp:inline distT="0" distB="0" distL="0" distR="0" wp14:anchorId="48DA00D8" wp14:editId="79615D91">
-            <wp:extent cx="5934075" cy="5819775"/>
-            <wp:effectExtent l="19050" t="19050" r="28575" b="28575"/>
-            <wp:docPr id="1553194558" name="Рисунок 1"/>
+          <wp:inline distT="0" distB="0" distL="0" distR="0" wp14:anchorId="78A951D7" wp14:editId="4016283D">
+            <wp:extent cx="5940425" cy="4745990"/>
+            <wp:effectExtent l="19050" t="19050" r="22225" b="16510"/>
+            <wp:docPr id="654019049" name="Рисунок 1"/>
             <wp:cNvGraphicFramePr>
               <a:graphicFrameLocks xmlns:a="http://schemas.openxmlformats.org/drawingml/2006/main" noChangeAspect="1"/>
             </wp:cNvGraphicFramePr>
@@ -50,33 +46,23 @@
               <a:graphicData uri="http://schemas.openxmlformats.org/drawingml/2006/picture">
                 <pic:pic xmlns:pic="http://schemas.openxmlformats.org/drawingml/2006/picture">
                   <pic:nvPicPr>
-                    <pic:cNvPr id="0" name="Picture 1"/>
-                    <pic:cNvPicPr>
-                      <a:picLocks noChangeAspect="1" noChangeArrowheads="1"/>
-                    </pic:cNvPicPr>
+                    <pic:cNvPr id="654019049" name=""/>
+                    <pic:cNvPicPr/>
                   </pic:nvPicPr>
                   <pic:blipFill>
-                    <a:blip r:embed="rId5">
-                      <a:extLst>
-                        <a:ext uri="{28A0092B-C50C-407E-A947-70E740481C1C}">
-                          <a14:useLocalDpi xmlns:a14="http://schemas.microsoft.com/office/drawing/2010/main" val="0"/>
-                        </a:ext>
-                      </a:extLst>
-                    </a:blip>
-                    <a:srcRect/>
+                    <a:blip r:embed="rId5"/>
                     <a:stretch>
                       <a:fillRect/>
                     </a:stretch>
                   </pic:blipFill>
-                  <pic:spPr bwMode="auto">
+                  <pic:spPr>
                     <a:xfrm>
                       <a:off x="0" y="0"/>
-                      <a:ext cx="5934075" cy="5819775"/>
+                      <a:ext cx="5940425" cy="4745990"/>
                     </a:xfrm>
                     <a:prstGeom prst="rect">
                       <a:avLst/>
                     </a:prstGeom>
-                    <a:noFill/>
                     <a:ln>
                       <a:solidFill>
                         <a:schemeClr val="tx1"/>
@@ -211,7 +197,29 @@
           <w:sz w:val="28"/>
           <w:szCs w:val="28"/>
         </w:rPr>
-        <w:t>деятельности прецедента «Отправить сообщение»</w:t>
+        <w:t>деятельности прецедента «</w:t>
+      </w:r>
+      <w:bookmarkStart w:id="0" w:name="_Hlk199711957"/>
+      <w:r>
+        <w:rPr>
+          <w:i w:val="0"/>
+          <w:iCs w:val="0"/>
+          <w:color w:val="auto"/>
+          <w:sz w:val="28"/>
+          <w:szCs w:val="28"/>
+        </w:rPr>
+        <w:t>Отправить сообщение</w:t>
+      </w:r>
+      <w:bookmarkEnd w:id="0"/>
+      <w:r>
+        <w:rPr>
+          <w:i w:val="0"/>
+          <w:iCs w:val="0"/>
+          <w:color w:val="auto"/>
+          <w:sz w:val="28"/>
+          <w:szCs w:val="28"/>
+        </w:rPr>
+        <w:t>»</w:t>
       </w:r>
     </w:p>
     <w:p/>
@@ -219,6 +227,7 @@
       <w:pPr>
         <w:ind w:firstLine="708"/>
       </w:pPr>
+      <w:bookmarkStart w:id="1" w:name="_Hlk199711918"/>
       <w:r>
         <w:t xml:space="preserve">Диаграмма </w:t>
       </w:r>
@@ -295,94 +304,75 @@
         <w:ind w:firstLine="708"/>
       </w:pPr>
       <w:r>
+        <w:t>Пользователь (User) вводит текст сообщения и нажимает кнопку «Отправить сообщение».</w:t>
+      </w:r>
+      <w:r>
+        <w:t xml:space="preserve"> </w:t>
+      </w:r>
+      <w:r>
+        <w:t xml:space="preserve">Интерфейс пользователя (UI) вызывает метод </w:t>
+      </w:r>
+      <w:proofErr w:type="spellStart"/>
+      <w:proofErr w:type="gramStart"/>
+      <w:r>
+        <w:t>sendMessage</w:t>
+      </w:r>
+      <w:proofErr w:type="spellEnd"/>
+      <w:r>
+        <w:t>(</w:t>
+      </w:r>
+      <w:proofErr w:type="gramEnd"/>
+      <w:r>
+        <w:t>) у контроллера сообщений.</w:t>
+      </w:r>
+      <w:r>
+        <w:t xml:space="preserve"> </w:t>
+      </w:r>
+      <w:proofErr w:type="spellStart"/>
+      <w:r>
+        <w:t>MessageController</w:t>
+      </w:r>
+      <w:proofErr w:type="spellEnd"/>
+      <w:r>
+        <w:t xml:space="preserve"> с</w:t>
+      </w:r>
+      <w:r>
+        <w:t>оздаёт объект Message</w:t>
+      </w:r>
+      <w:r>
+        <w:t xml:space="preserve"> и с</w:t>
+      </w:r>
+      <w:r>
+        <w:t>охраняет его в базу данных.</w:t>
+      </w:r>
+      <w:r>
+        <w:t xml:space="preserve"> </w:t>
+      </w:r>
+      <w:r>
+        <w:t>Затем интерфейс обновляется, чтобы отобразить новое сообщение.</w:t>
+      </w:r>
+      <w:r>
+        <w:t xml:space="preserve"> </w:t>
+      </w:r>
+      <w:r>
+        <w:t>System</w:t>
+      </w:r>
+      <w:r>
         <w:rPr>
           <w:b/>
           <w:bCs/>
         </w:rPr>
-        <w:t>Пользователь (User)</w:t>
-      </w:r>
-      <w:r>
-        <w:t xml:space="preserve"> вводит текст сообщения и нажимает кнопку «Отправить сообщение».</w:t>
-      </w:r>
-      <w:r>
         <w:t xml:space="preserve"> </w:t>
       </w:r>
       <w:r>
-        <w:rPr>
-          <w:b/>
-          <w:bCs/>
-        </w:rPr>
-        <w:t>Интерфейс пользователя (UI)</w:t>
-      </w:r>
-      <w:r>
-        <w:t xml:space="preserve"> вызывает метод </w:t>
-      </w:r>
-      <w:proofErr w:type="spellStart"/>
-      <w:proofErr w:type="gramStart"/>
+        <w:t>п</w:t>
+      </w:r>
+      <w:r>
+        <w:t xml:space="preserve">ытается доставить сообщение </w:t>
+      </w:r>
       <w:r>
         <w:lastRenderedPageBreak/>
-        <w:t>sendMessage</w:t>
-      </w:r>
-      <w:proofErr w:type="spellEnd"/>
-      <w:r>
-        <w:t>(</w:t>
-      </w:r>
-      <w:proofErr w:type="gramEnd"/>
-      <w:r>
-        <w:t>) у контроллера сообщений.</w:t>
-      </w:r>
-      <w:r>
-        <w:t xml:space="preserve"> </w:t>
-      </w:r>
-      <w:proofErr w:type="spellStart"/>
-      <w:r>
-        <w:rPr>
-          <w:b/>
-          <w:bCs/>
-        </w:rPr>
-        <w:t>MessageController</w:t>
-      </w:r>
-      <w:proofErr w:type="spellEnd"/>
-      <w:r>
-        <w:t xml:space="preserve"> с</w:t>
-      </w:r>
-      <w:r>
-        <w:t>оздаёт объект Message</w:t>
-      </w:r>
-      <w:r>
-        <w:t xml:space="preserve"> и с</w:t>
-      </w:r>
-      <w:r>
-        <w:t>охраняет его в базу данных.</w:t>
-      </w:r>
-      <w:r>
-        <w:t xml:space="preserve"> </w:t>
-      </w:r>
-      <w:r>
-        <w:t>Затем интерфейс обновляется, чтобы отобразить новое сообщение.</w:t>
-      </w:r>
-      <w:r>
-        <w:t xml:space="preserve"> </w:t>
-      </w:r>
-      <w:r>
-        <w:rPr>
-          <w:b/>
-          <w:bCs/>
-        </w:rPr>
-        <w:t>System</w:t>
-      </w:r>
-      <w:r>
-        <w:rPr>
-          <w:b/>
-          <w:bCs/>
-        </w:rPr>
-        <w:t xml:space="preserve"> </w:t>
-      </w:r>
-      <w:r>
-        <w:t>п</w:t>
-      </w:r>
-      <w:r>
-        <w:t>ытается доставить сообщение получателю</w:t>
+        <w:t>получателю</w:t>
       </w:r>
       <w:r>
         <w:t>, при этом п</w:t>
@@ -400,7 +390,11 @@
         <w:t xml:space="preserve">, то </w:t>
       </w:r>
       <w:r>
-        <w:t>отправляет уведомление о сообщении.</w:t>
+        <w:t>отправляет уведомление о сообщении</w:t>
+      </w:r>
+      <w:bookmarkEnd w:id="1"/>
+      <w:r>
+        <w:t>.</w:t>
       </w:r>
     </w:p>
     <w:p>
@@ -423,14 +417,11 @@
         <w:jc w:val="center"/>
       </w:pPr>
       <w:r>
-        <w:rPr>
-          <w:noProof/>
-        </w:rPr>
         <w:drawing>
-          <wp:inline distT="0" distB="0" distL="0" distR="0" wp14:anchorId="0A8CD945" wp14:editId="3ED6DC1E">
-            <wp:extent cx="5943600" cy="3390900"/>
-            <wp:effectExtent l="19050" t="19050" r="19050" b="19050"/>
-            <wp:docPr id="1269453366" name="Рисунок 2"/>
+          <wp:inline distT="0" distB="0" distL="0" distR="0" wp14:anchorId="22BE0A74" wp14:editId="1223042E">
+            <wp:extent cx="5940425" cy="4732020"/>
+            <wp:effectExtent l="0" t="0" r="3175" b="0"/>
+            <wp:docPr id="163670042" name="Рисунок 1"/>
             <wp:cNvGraphicFramePr>
               <a:graphicFrameLocks xmlns:a="http://schemas.openxmlformats.org/drawingml/2006/main" noChangeAspect="1"/>
             </wp:cNvGraphicFramePr>
@@ -438,38 +429,23 @@
               <a:graphicData uri="http://schemas.openxmlformats.org/drawingml/2006/picture">
                 <pic:pic xmlns:pic="http://schemas.openxmlformats.org/drawingml/2006/picture">
                   <pic:nvPicPr>
-                    <pic:cNvPr id="0" name="Picture 2"/>
-                    <pic:cNvPicPr>
-                      <a:picLocks noChangeAspect="1" noChangeArrowheads="1"/>
-                    </pic:cNvPicPr>
+                    <pic:cNvPr id="163670042" name=""/>
+                    <pic:cNvPicPr/>
                   </pic:nvPicPr>
                   <pic:blipFill>
-                    <a:blip r:embed="rId6">
-                      <a:extLst>
-                        <a:ext uri="{28A0092B-C50C-407E-A947-70E740481C1C}">
-                          <a14:useLocalDpi xmlns:a14="http://schemas.microsoft.com/office/drawing/2010/main" val="0"/>
-                        </a:ext>
-                      </a:extLst>
-                    </a:blip>
-                    <a:srcRect/>
+                    <a:blip r:embed="rId6"/>
                     <a:stretch>
                       <a:fillRect/>
                     </a:stretch>
                   </pic:blipFill>
-                  <pic:spPr bwMode="auto">
+                  <pic:spPr>
                     <a:xfrm>
                       <a:off x="0" y="0"/>
-                      <a:ext cx="5943600" cy="3390900"/>
+                      <a:ext cx="5940425" cy="4732020"/>
                     </a:xfrm>
                     <a:prstGeom prst="rect">
                       <a:avLst/>
                     </a:prstGeom>
-                    <a:noFill/>
-                    <a:ln>
-                      <a:solidFill>
-                        <a:schemeClr val="tx1"/>
-                      </a:solidFill>
-                    </a:ln>
                   </pic:spPr>
                 </pic:pic>
               </a:graphicData>
@@ -579,23 +555,14 @@
           <w:sz w:val="28"/>
           <w:szCs w:val="28"/>
         </w:rPr>
-        <w:t xml:space="preserve"> </w:t>
-      </w:r>
-      <w:r>
-        <w:rPr>
-          <w:i w:val="0"/>
-          <w:iCs w:val="0"/>
-          <w:color w:val="auto"/>
-          <w:sz w:val="28"/>
-          <w:szCs w:val="28"/>
-        </w:rPr>
-        <w:t>«Отправить сообщение»</w:t>
+        <w:t xml:space="preserve"> «Отправить сообщение»</w:t>
       </w:r>
     </w:p>
     <w:p>
       <w:pPr>
         <w:ind w:firstLine="708"/>
       </w:pPr>
+      <w:bookmarkStart w:id="2" w:name="_Hlk199712009"/>
       <w:r>
         <w:t>Диаграмма последовательности отображает взаимодействие между объектами анализа и пользователем при отправке текстового сообщения.</w:t>
       </w:r>
@@ -627,9 +594,6 @@
           <w:numId w:val="9"/>
         </w:numPr>
       </w:pPr>
-      <w:r>
-        <w:t xml:space="preserve">UI: </w:t>
-      </w:r>
       <w:proofErr w:type="spellStart"/>
       <w:r>
         <w:t>ChatWindow</w:t>
@@ -649,14 +613,6 @@
       <w:proofErr w:type="spellStart"/>
       <w:r>
         <w:lastRenderedPageBreak/>
-        <w:t>ctrl</w:t>
-      </w:r>
-      <w:proofErr w:type="spellEnd"/>
-      <w:r>
-        <w:t xml:space="preserve">: </w:t>
-      </w:r>
-      <w:proofErr w:type="spellStart"/>
-      <w:r>
         <w:t>MessageController</w:t>
       </w:r>
       <w:proofErr w:type="spellEnd"/>
@@ -666,384 +622,145 @@
     </w:p>
     <w:p>
       <w:pPr>
-        <w:numPr>
-          <w:ilvl w:val="0"/>
-          <w:numId w:val="9"/>
-        </w:numPr>
-      </w:pPr>
+        <w:ind w:firstLine="708"/>
+        <w:rPr>
+          <w:rFonts w:asciiTheme="minorHAnsi" w:hAnsiTheme="minorHAnsi"/>
+        </w:rPr>
+      </w:pPr>
+      <w:r>
+        <w:t>Пользователь набирает сообщение и отправляет его</w:t>
+      </w:r>
+      <w:r>
+        <w:t xml:space="preserve">. </w:t>
+      </w:r>
+      <w:r>
+        <w:t xml:space="preserve">Интерфейс вызывает метод </w:t>
+      </w:r>
       <w:proofErr w:type="spellStart"/>
       <w:r>
-        <w:t>msg</w:t>
+        <w:rPr>
+          <w:rStyle w:val="12"/>
+        </w:rPr>
+        <w:t>sendMessage</w:t>
       </w:r>
       <w:proofErr w:type="spellEnd"/>
       <w:r>
-        <w:t>: Message — сущность создаваемого сообщения.</w:t>
-      </w:r>
-    </w:p>
-    <w:p>
-      <w:pPr>
-        <w:numPr>
-          <w:ilvl w:val="0"/>
-          <w:numId w:val="9"/>
-        </w:numPr>
-      </w:pPr>
+        <w:t xml:space="preserve"> у контроллера</w:t>
+      </w:r>
+      <w:r>
+        <w:t>. Контроллер,</w:t>
+      </w:r>
+      <w:r>
+        <w:t xml:space="preserve"> </w:t>
+      </w:r>
+      <w:r>
+        <w:t>в свою очередь,</w:t>
+      </w:r>
+      <w:r>
+        <w:t xml:space="preserve"> </w:t>
+      </w:r>
+      <w:r>
+        <w:t>с</w:t>
+      </w:r>
+      <w:r>
+        <w:t>оздаёт</w:t>
+      </w:r>
+      <w:r>
+        <w:t xml:space="preserve"> </w:t>
+      </w:r>
+      <w:r>
+        <w:t>объект</w:t>
+      </w:r>
+      <w:r>
+        <w:t xml:space="preserve"> </w:t>
+      </w:r>
+      <w:r>
+        <w:rPr>
+          <w:lang w:val="en-US"/>
+        </w:rPr>
+        <w:t>Message</w:t>
+      </w:r>
+      <w:r>
+        <w:t xml:space="preserve">, сохраняет его </w:t>
+      </w:r>
+      <w:r>
+        <w:t>в базу данных</w:t>
+      </w:r>
+      <w:r>
+        <w:t xml:space="preserve"> и </w:t>
+      </w:r>
+      <w:r>
+        <w:t>отправляет сообщение</w:t>
+      </w:r>
+      <w:r>
+        <w:t xml:space="preserve"> в </w:t>
+      </w:r>
+      <w:r>
+        <w:rPr>
+          <w:lang w:val="en-US"/>
+        </w:rPr>
+        <w:t>System</w:t>
+      </w:r>
+      <w:r>
+        <w:t xml:space="preserve">. </w:t>
+      </w:r>
+      <w:r>
+        <w:t>Далее следу</w:t>
+      </w:r>
+      <w:r>
+        <w:t>е</w:t>
+      </w:r>
+      <w:r>
+        <w:t>т альтернативны</w:t>
+      </w:r>
+      <w:r>
+        <w:t>й</w:t>
+      </w:r>
+      <w:r>
+        <w:t xml:space="preserve"> сценари</w:t>
+      </w:r>
+      <w:r>
+        <w:t>й</w:t>
+      </w:r>
+      <w:r>
+        <w:t xml:space="preserve"> (блок </w:t>
+      </w:r>
       <w:proofErr w:type="spellStart"/>
       <w:r>
-        <w:t>receiver</w:t>
+        <w:t>alt</w:t>
       </w:r>
       <w:proofErr w:type="spellEnd"/>
       <w:r>
-        <w:t>: User — получатель.</w:t>
-      </w:r>
-    </w:p>
-    <w:p>
-      <w:pPr>
-        <w:numPr>
-          <w:ilvl w:val="0"/>
-          <w:numId w:val="9"/>
-        </w:numPr>
-      </w:pPr>
-      <w:proofErr w:type="spellStart"/>
-      <w:r>
-        <w:t>notif</w:t>
-      </w:r>
-      <w:proofErr w:type="spellEnd"/>
-      <w:r>
-        <w:t xml:space="preserve">: </w:t>
-      </w:r>
-      <w:proofErr w:type="spellStart"/>
-      <w:r>
-        <w:t>Notification</w:t>
-      </w:r>
-      <w:proofErr w:type="spellEnd"/>
-      <w:r>
-        <w:t xml:space="preserve"> — уведомление, отправляемое получателю.</w:t>
-      </w:r>
-    </w:p>
-    <w:p>
-      <w:pPr>
-        <w:ind w:firstLine="708"/>
-        <w:rPr>
-          <w:rFonts w:asciiTheme="minorHAnsi" w:hAnsiTheme="minorHAnsi"/>
-        </w:rPr>
-      </w:pPr>
-      <w:r>
-        <w:t>Пользователь набирает сообщение (</w:t>
-      </w:r>
-      <w:proofErr w:type="spellStart"/>
-      <w:r>
-        <w:rPr>
-          <w:rStyle w:val="12"/>
-        </w:rPr>
-        <w:t>typeMessage</w:t>
-      </w:r>
-      <w:proofErr w:type="spellEnd"/>
-      <w:r>
-        <w:t>) и отправляет его</w:t>
+        <w:t xml:space="preserve">). </w:t>
+      </w:r>
+      <w:r>
+        <w:t xml:space="preserve">Он </w:t>
+      </w:r>
+      <w:r>
+        <w:t>проверяет включен</w:t>
+      </w:r>
+      <w:r>
+        <w:t>о</w:t>
+      </w:r>
+      <w:r>
+        <w:t xml:space="preserve"> ли уведомлени</w:t>
+      </w:r>
+      <w:r>
+        <w:t>е</w:t>
+      </w:r>
+      <w:r>
+        <w:t xml:space="preserve">, чтобы </w:t>
+      </w:r>
+      <w:r>
+        <w:t xml:space="preserve">его </w:t>
+      </w:r>
+      <w:r>
+        <w:t>отправить</w:t>
       </w:r>
       <w:r>
         <w:t xml:space="preserve">. </w:t>
       </w:r>
-      <w:r>
-        <w:t xml:space="preserve">Интерфейс вызывает метод </w:t>
-      </w:r>
-      <w:proofErr w:type="spellStart"/>
-      <w:proofErr w:type="gramStart"/>
-      <w:r>
-        <w:rPr>
-          <w:rStyle w:val="12"/>
-        </w:rPr>
-        <w:t>sendMessage</w:t>
-      </w:r>
-      <w:proofErr w:type="spellEnd"/>
-      <w:r>
-        <w:rPr>
-          <w:rStyle w:val="12"/>
-        </w:rPr>
-        <w:t>(</w:t>
-      </w:r>
-      <w:proofErr w:type="spellStart"/>
-      <w:proofErr w:type="gramEnd"/>
-      <w:r>
-        <w:rPr>
-          <w:rStyle w:val="12"/>
-        </w:rPr>
-        <w:t>text</w:t>
-      </w:r>
-      <w:proofErr w:type="spellEnd"/>
-      <w:r>
-        <w:rPr>
-          <w:rStyle w:val="12"/>
-        </w:rPr>
-        <w:t xml:space="preserve">, </w:t>
-      </w:r>
-      <w:proofErr w:type="spellStart"/>
-      <w:r>
-        <w:rPr>
-          <w:rStyle w:val="12"/>
-        </w:rPr>
-        <w:t>receiverId</w:t>
-      </w:r>
-      <w:proofErr w:type="spellEnd"/>
-      <w:r>
-        <w:rPr>
-          <w:rStyle w:val="12"/>
-        </w:rPr>
-        <w:t>)</w:t>
-      </w:r>
-      <w:r>
-        <w:t xml:space="preserve"> у контроллера</w:t>
-      </w:r>
-      <w:r>
-        <w:t>. Контроллер,</w:t>
-      </w:r>
-      <w:r>
-        <w:t xml:space="preserve"> </w:t>
-      </w:r>
-      <w:r>
-        <w:t>в свою очередь,</w:t>
-      </w:r>
-      <w:r>
-        <w:t xml:space="preserve"> </w:t>
-      </w:r>
-      <w:r>
-        <w:t>с</w:t>
-      </w:r>
-      <w:r>
-        <w:t>оздаёт</w:t>
-      </w:r>
-      <w:r>
-        <w:t xml:space="preserve"> </w:t>
-      </w:r>
-      <w:r>
-        <w:t>объект</w:t>
-      </w:r>
-      <w:r>
-        <w:t xml:space="preserve"> </w:t>
-      </w:r>
-      <w:r>
-        <w:rPr>
-          <w:lang w:val="en-US"/>
-        </w:rPr>
-        <w:t>Message</w:t>
-      </w:r>
-      <w:r>
-        <w:t xml:space="preserve"> (</w:t>
-      </w:r>
-      <w:r>
-        <w:t>через</w:t>
-      </w:r>
-      <w:r>
-        <w:t xml:space="preserve"> </w:t>
-      </w:r>
-      <w:proofErr w:type="gramStart"/>
-      <w:r>
-        <w:rPr>
-          <w:rStyle w:val="12"/>
-          <w:lang w:val="en-US"/>
-        </w:rPr>
-        <w:t>create</w:t>
-      </w:r>
-      <w:r>
-        <w:rPr>
-          <w:rStyle w:val="12"/>
-        </w:rPr>
-        <w:t>(</w:t>
-      </w:r>
-      <w:proofErr w:type="gramEnd"/>
-      <w:r>
-        <w:rPr>
-          <w:rStyle w:val="12"/>
-          <w:lang w:val="en-US"/>
-        </w:rPr>
-        <w:t>text</w:t>
-      </w:r>
-      <w:r>
-        <w:rPr>
-          <w:rStyle w:val="12"/>
-        </w:rPr>
-        <w:t xml:space="preserve">, </w:t>
-      </w:r>
-      <w:proofErr w:type="spellStart"/>
-      <w:r>
-        <w:rPr>
-          <w:rStyle w:val="12"/>
-          <w:lang w:val="en-US"/>
-        </w:rPr>
-        <w:t>senderId</w:t>
-      </w:r>
-      <w:proofErr w:type="spellEnd"/>
-      <w:r>
-        <w:rPr>
-          <w:rStyle w:val="12"/>
-        </w:rPr>
-        <w:t xml:space="preserve"> </w:t>
-      </w:r>
-      <w:proofErr w:type="spellStart"/>
-      <w:r>
-        <w:rPr>
-          <w:rStyle w:val="12"/>
-          <w:lang w:val="en-US"/>
-        </w:rPr>
-        <w:t>receiverId</w:t>
-      </w:r>
-      <w:proofErr w:type="spellEnd"/>
-      <w:r>
-        <w:rPr>
-          <w:rStyle w:val="12"/>
-        </w:rPr>
-        <w:t>)</w:t>
-      </w:r>
-      <w:r>
-        <w:t>)</w:t>
-      </w:r>
-      <w:r>
-        <w:t>, сохраняет его (</w:t>
-      </w:r>
-      <w:proofErr w:type="spellStart"/>
-      <w:proofErr w:type="gramStart"/>
-      <w:r>
-        <w:rPr>
-          <w:rStyle w:val="12"/>
-        </w:rPr>
-        <w:t>save</w:t>
-      </w:r>
-      <w:proofErr w:type="spellEnd"/>
-      <w:r>
-        <w:rPr>
-          <w:rStyle w:val="12"/>
-        </w:rPr>
-        <w:t>(</w:t>
-      </w:r>
-      <w:proofErr w:type="gramEnd"/>
-      <w:r>
-        <w:rPr>
-          <w:rStyle w:val="12"/>
-        </w:rPr>
-        <w:t>)</w:t>
-      </w:r>
-      <w:r>
-        <w:t>) и в</w:t>
-      </w:r>
-      <w:r>
-        <w:t xml:space="preserve">озвращает управление в интерфейс, который вызывает </w:t>
-      </w:r>
-      <w:proofErr w:type="spellStart"/>
-      <w:proofErr w:type="gramStart"/>
-      <w:r>
-        <w:rPr>
-          <w:rStyle w:val="12"/>
-        </w:rPr>
-        <w:t>updateChatWindow</w:t>
-      </w:r>
-      <w:proofErr w:type="spellEnd"/>
-      <w:r>
-        <w:rPr>
-          <w:rStyle w:val="12"/>
-        </w:rPr>
-        <w:t>()</w:t>
-      </w:r>
-      <w:r>
-        <w:rPr>
-          <w:rStyle w:val="12"/>
-          <w:rFonts w:asciiTheme="minorHAnsi" w:hAnsiTheme="minorHAnsi"/>
-        </w:rPr>
-        <w:t xml:space="preserve"> </w:t>
-      </w:r>
-      <w:r>
-        <w:t>.</w:t>
-      </w:r>
-      <w:proofErr w:type="gramEnd"/>
-      <w:r>
-        <w:t xml:space="preserve"> </w:t>
-      </w:r>
-      <w:r>
-        <w:t xml:space="preserve">Далее следуют два альтернативных сценария (блок </w:t>
-      </w:r>
-      <w:proofErr w:type="spellStart"/>
-      <w:r>
-        <w:t>alt</w:t>
-      </w:r>
-      <w:proofErr w:type="spellEnd"/>
-      <w:r>
-        <w:t>)</w:t>
-      </w:r>
-      <w:r>
-        <w:t xml:space="preserve">. </w:t>
-      </w:r>
-      <w:r>
-        <w:t>Если получатель онлайн, сообщение доставляется (</w:t>
-      </w:r>
-      <w:proofErr w:type="spellStart"/>
-      <w:proofErr w:type="gramStart"/>
-      <w:r>
-        <w:rPr>
-          <w:rStyle w:val="12"/>
-        </w:rPr>
-        <w:t>deliver</w:t>
-      </w:r>
-      <w:proofErr w:type="spellEnd"/>
-      <w:r>
-        <w:rPr>
-          <w:rStyle w:val="12"/>
-        </w:rPr>
-        <w:t>(</w:t>
-      </w:r>
-      <w:proofErr w:type="gramEnd"/>
-      <w:r>
-        <w:rPr>
-          <w:rStyle w:val="12"/>
-        </w:rPr>
-        <w:t>)</w:t>
-      </w:r>
-      <w:r>
-        <w:t>), создаётся объект уведомления и отправляется.</w:t>
-      </w:r>
-      <w:r>
-        <w:t xml:space="preserve"> </w:t>
-      </w:r>
-      <w:r>
-        <w:t>Если получатель оффлайн, сообщение помечается как недоставленное (</w:t>
-      </w:r>
-      <w:proofErr w:type="spellStart"/>
-      <w:r>
-        <w:rPr>
-          <w:rStyle w:val="12"/>
-        </w:rPr>
-        <w:t>mark</w:t>
-      </w:r>
-      <w:proofErr w:type="spellEnd"/>
-      <w:r>
-        <w:rPr>
-          <w:rStyle w:val="12"/>
-        </w:rPr>
-        <w:t xml:space="preserve"> </w:t>
-      </w:r>
-      <w:proofErr w:type="spellStart"/>
-      <w:r>
-        <w:rPr>
-          <w:rStyle w:val="12"/>
-        </w:rPr>
-        <w:t>as</w:t>
-      </w:r>
-      <w:proofErr w:type="spellEnd"/>
-      <w:r>
-        <w:rPr>
-          <w:rStyle w:val="12"/>
-        </w:rPr>
-        <w:t xml:space="preserve"> </w:t>
-      </w:r>
-      <w:proofErr w:type="spellStart"/>
-      <w:r>
-        <w:rPr>
-          <w:rStyle w:val="12"/>
-        </w:rPr>
-        <w:t>undelivered</w:t>
-      </w:r>
-      <w:proofErr w:type="spellEnd"/>
-      <w:r>
-        <w:t>).</w:t>
-      </w:r>
+      <w:bookmarkEnd w:id="2"/>
     </w:p>
     <w:sectPr>
       <w:pgSz w:w="11906" w:h="16838"/>
@@ -2943,6 +2660,7 @@
   <w:style w:type="character" w:default="1" w:styleId="a0">
     <w:name w:val="Default Paragraph Font"/>
     <w:uiPriority w:val="1"/>
+    <w:semiHidden/>
     <w:unhideWhenUsed/>
   </w:style>
   <w:style w:type="table" w:default="1" w:styleId="a1">
